--- a/soal TA/pekan3/laporan/707012400044_Muhammadnabilalfatih_modul03.docx
+++ b/soal TA/pekan3/laporan/707012400044_Muhammadnabilalfatih_modul03.docx
@@ -7,25 +7,13 @@
         <w:jc w:val="center"/>
         <w:rPr>
           <w:rFonts w:ascii="Times New Roman" w:hAnsi="Times New Roman" w:cs="Times New Roman"/>
-          <w:b/>
-          <w:bCs/>
-        </w:rPr>
-      </w:pPr>
-      <w:r>
-        <w:rPr>
-          <w:rFonts w:ascii="Times New Roman" w:hAnsi="Times New Roman" w:cs="Times New Roman"/>
-          <w:b/>
-          <w:bCs/>
-        </w:rPr>
-        <w:t xml:space="preserve">LAPORAN </w:t>
-      </w:r>
-      <w:r>
-        <w:rPr>
-          <w:rFonts w:ascii="Times New Roman" w:hAnsi="Times New Roman" w:cs="Times New Roman"/>
-          <w:b/>
-          <w:bCs/>
-        </w:rPr>
-        <w:t>PRAKTIKUM PEMORGRAMAN PERANGKAT BERGERAK LANJUT</w:t>
+        </w:rPr>
+      </w:pPr>
+      <w:r>
+        <w:rPr>
+          <w:rFonts w:ascii="Times New Roman" w:hAnsi="Times New Roman" w:cs="Times New Roman"/>
+        </w:rPr>
+        <w:t>LAPORAN PRAKTIKUM PEMORGRAMAN PERANGKAT BERGERAK LANJUT</w:t>
       </w:r>
     </w:p>
     <w:p>
@@ -33,17 +21,19 @@
         <w:jc w:val="center"/>
         <w:rPr>
           <w:rFonts w:ascii="Times New Roman" w:hAnsi="Times New Roman" w:cs="Times New Roman"/>
-          <w:b/>
-          <w:bCs/>
-        </w:rPr>
-      </w:pPr>
-      <w:r>
-        <w:rPr>
-          <w:rFonts w:ascii="Times New Roman" w:hAnsi="Times New Roman" w:cs="Times New Roman"/>
-          <w:b/>
-          <w:bCs/>
-        </w:rPr>
-        <w:t>MODUL 01</w:t>
+        </w:rPr>
+      </w:pPr>
+      <w:r>
+        <w:rPr>
+          <w:rFonts w:ascii="Times New Roman" w:hAnsi="Times New Roman" w:cs="Times New Roman"/>
+        </w:rPr>
+        <w:t>MODUL 0</w:t>
+      </w:r>
+      <w:r>
+        <w:rPr>
+          <w:rFonts w:ascii="Times New Roman" w:hAnsi="Times New Roman" w:cs="Times New Roman"/>
+        </w:rPr>
+        <w:t>3</w:t>
       </w:r>
     </w:p>
     <w:p>
@@ -177,25 +167,13 @@
         <w:jc w:val="center"/>
         <w:rPr>
           <w:rFonts w:ascii="Times New Roman" w:hAnsi="Times New Roman" w:cs="Times New Roman"/>
-          <w:b/>
-          <w:bCs/>
-        </w:rPr>
-      </w:pPr>
-      <w:r>
-        <w:rPr>
-          <w:rFonts w:ascii="Times New Roman" w:hAnsi="Times New Roman" w:cs="Times New Roman"/>
-          <w:b/>
-          <w:bCs/>
-        </w:rPr>
-        <w:t xml:space="preserve">PROGRAM STUDI </w:t>
-      </w:r>
-      <w:r>
-        <w:rPr>
-          <w:rFonts w:ascii="Times New Roman" w:hAnsi="Times New Roman" w:cs="Times New Roman"/>
-          <w:b/>
-          <w:bCs/>
-        </w:rPr>
-        <w:t>D4 SISTEM INFORMASI KOTA CERDAS</w:t>
+        </w:rPr>
+      </w:pPr>
+      <w:r>
+        <w:rPr>
+          <w:rFonts w:ascii="Times New Roman" w:hAnsi="Times New Roman" w:cs="Times New Roman"/>
+        </w:rPr>
+        <w:t>PROGRAM STUDI D4 SISTEM INFORMASI KOTA CERDAS</w:t>
       </w:r>
     </w:p>
     <w:p>
@@ -203,25 +181,13 @@
         <w:jc w:val="center"/>
         <w:rPr>
           <w:rFonts w:ascii="Times New Roman" w:hAnsi="Times New Roman" w:cs="Times New Roman"/>
-          <w:b/>
-          <w:bCs/>
-        </w:rPr>
-      </w:pPr>
-      <w:r>
-        <w:rPr>
-          <w:rFonts w:ascii="Times New Roman" w:hAnsi="Times New Roman" w:cs="Times New Roman"/>
-          <w:b/>
-          <w:bCs/>
-        </w:rPr>
-        <w:t xml:space="preserve">FAKULTAS </w:t>
-      </w:r>
-      <w:r>
-        <w:rPr>
-          <w:rFonts w:ascii="Times New Roman" w:hAnsi="Times New Roman" w:cs="Times New Roman"/>
-          <w:b/>
-          <w:bCs/>
-        </w:rPr>
-        <w:t>ILMU TERAPAN</w:t>
+        </w:rPr>
+      </w:pPr>
+      <w:r>
+        <w:rPr>
+          <w:rFonts w:ascii="Times New Roman" w:hAnsi="Times New Roman" w:cs="Times New Roman"/>
+        </w:rPr>
+        <w:t>FAKULTAS ILMU TERAPAN</w:t>
       </w:r>
     </w:p>
     <w:p>
@@ -229,15 +195,11 @@
         <w:jc w:val="center"/>
         <w:rPr>
           <w:rFonts w:ascii="Times New Roman" w:hAnsi="Times New Roman" w:cs="Times New Roman"/>
-          <w:b/>
-          <w:bCs/>
-        </w:rPr>
-      </w:pPr>
-      <w:r>
-        <w:rPr>
-          <w:rFonts w:ascii="Times New Roman" w:hAnsi="Times New Roman" w:cs="Times New Roman"/>
-          <w:b/>
-          <w:bCs/>
+        </w:rPr>
+      </w:pPr>
+      <w:r>
+        <w:rPr>
+          <w:rFonts w:ascii="Times New Roman" w:hAnsi="Times New Roman" w:cs="Times New Roman"/>
         </w:rPr>
         <w:t>UNIVERSITAS TELKOM</w:t>
       </w:r>
@@ -247,15 +209,11 @@
         <w:jc w:val="center"/>
         <w:rPr>
           <w:rFonts w:ascii="Times New Roman" w:hAnsi="Times New Roman" w:cs="Times New Roman"/>
-          <w:b/>
-          <w:bCs/>
-        </w:rPr>
-      </w:pPr>
-      <w:r>
-        <w:rPr>
-          <w:rFonts w:ascii="Times New Roman" w:hAnsi="Times New Roman" w:cs="Times New Roman"/>
-          <w:b/>
-          <w:bCs/>
+        </w:rPr>
+      </w:pPr>
+      <w:r>
+        <w:rPr>
+          <w:rFonts w:ascii="Times New Roman" w:hAnsi="Times New Roman" w:cs="Times New Roman"/>
         </w:rPr>
         <w:t>BANDUNG</w:t>
       </w:r>
@@ -265,15 +223,11 @@
         <w:jc w:val="center"/>
         <w:rPr>
           <w:rFonts w:ascii="Times New Roman" w:hAnsi="Times New Roman" w:cs="Times New Roman"/>
-          <w:b/>
-          <w:bCs/>
-        </w:rPr>
-      </w:pPr>
-      <w:r>
-        <w:rPr>
-          <w:rFonts w:ascii="Times New Roman" w:hAnsi="Times New Roman" w:cs="Times New Roman"/>
-          <w:b/>
-          <w:bCs/>
+        </w:rPr>
+      </w:pPr>
+      <w:r>
+        <w:rPr>
+          <w:rFonts w:ascii="Times New Roman" w:hAnsi="Times New Roman" w:cs="Times New Roman"/>
         </w:rPr>
         <w:t>2026</w:t>
       </w:r>
@@ -283,15 +237,11 @@
         <w:jc w:val="center"/>
         <w:rPr>
           <w:rFonts w:ascii="Times New Roman" w:hAnsi="Times New Roman" w:cs="Times New Roman"/>
-          <w:b/>
-          <w:bCs/>
-        </w:rPr>
-      </w:pPr>
-      <w:r>
-        <w:rPr>
-          <w:rFonts w:ascii="Times New Roman" w:hAnsi="Times New Roman" w:cs="Times New Roman"/>
-          <w:b/>
-          <w:bCs/>
+        </w:rPr>
+      </w:pPr>
+      <w:r>
+        <w:rPr>
+          <w:rFonts w:ascii="Times New Roman" w:hAnsi="Times New Roman" w:cs="Times New Roman"/>
         </w:rPr>
         <w:br w:type="page"/>
       </w:r>
@@ -303,71 +253,322 @@
           <w:ilvl w:val="0"/>
           <w:numId w:val="38"/>
         </w:numPr>
-      </w:pPr>
-      <w:r>
+        <w:rPr>
+          <w:rFonts w:ascii="Times New Roman" w:hAnsi="Times New Roman" w:cs="Times New Roman"/>
+        </w:rPr>
+      </w:pPr>
+      <w:r>
+        <w:rPr>
+          <w:rFonts w:ascii="Times New Roman" w:hAnsi="Times New Roman" w:cs="Times New Roman"/>
+        </w:rPr>
         <w:lastRenderedPageBreak/>
-        <w:t>Langkah langkah praktikum</w:t>
-      </w:r>
+        <w:t xml:space="preserve">Langkah </w:t>
+      </w:r>
+      <w:proofErr w:type="spellStart"/>
+      <w:r>
+        <w:rPr>
+          <w:rFonts w:ascii="Times New Roman" w:hAnsi="Times New Roman" w:cs="Times New Roman"/>
+        </w:rPr>
+        <w:t>langkah</w:t>
+      </w:r>
+      <w:proofErr w:type="spellEnd"/>
+      <w:r>
+        <w:rPr>
+          <w:rFonts w:ascii="Times New Roman" w:hAnsi="Times New Roman" w:cs="Times New Roman"/>
+        </w:rPr>
+        <w:t xml:space="preserve"> </w:t>
+      </w:r>
+      <w:proofErr w:type="spellStart"/>
+      <w:r>
+        <w:rPr>
+          <w:rFonts w:ascii="Times New Roman" w:hAnsi="Times New Roman" w:cs="Times New Roman"/>
+        </w:rPr>
+        <w:t>praktikum</w:t>
+      </w:r>
+      <w:proofErr w:type="spellEnd"/>
     </w:p>
     <w:p>
       <w:pPr>
         <w:pStyle w:val="ListParagraph"/>
-      </w:pPr>
-      <w:r>
-        <w:t>Buat struktur folder flutter</w:t>
+        <w:rPr>
+          <w:rFonts w:ascii="Times New Roman" w:hAnsi="Times New Roman" w:cs="Times New Roman"/>
+        </w:rPr>
+      </w:pPr>
+      <w:proofErr w:type="spellStart"/>
+      <w:r>
+        <w:rPr>
+          <w:rFonts w:ascii="Times New Roman" w:hAnsi="Times New Roman" w:cs="Times New Roman"/>
+        </w:rPr>
+        <w:t>Membuat</w:t>
+      </w:r>
+      <w:proofErr w:type="spellEnd"/>
+      <w:r>
+        <w:rPr>
+          <w:rFonts w:ascii="Times New Roman" w:hAnsi="Times New Roman" w:cs="Times New Roman"/>
+        </w:rPr>
+        <w:t xml:space="preserve"> model state </w:t>
       </w:r>
     </w:p>
     <w:p>
       <w:pPr>
         <w:pStyle w:val="ListParagraph"/>
-      </w:pPr>
-      <w:r>
-        <w:t>Buat folder pages dan navigasi</w:t>
+        <w:rPr>
+          <w:rFonts w:ascii="Times New Roman" w:hAnsi="Times New Roman" w:cs="Times New Roman"/>
+        </w:rPr>
+      </w:pPr>
+      <w:proofErr w:type="spellStart"/>
+      <w:r>
+        <w:rPr>
+          <w:rFonts w:ascii="Times New Roman" w:hAnsi="Times New Roman" w:cs="Times New Roman"/>
+        </w:rPr>
+        <w:t>Menerapkan</w:t>
+      </w:r>
+      <w:proofErr w:type="spellEnd"/>
+      <w:r>
+        <w:rPr>
+          <w:rFonts w:ascii="Times New Roman" w:hAnsi="Times New Roman" w:cs="Times New Roman"/>
+        </w:rPr>
+        <w:t xml:space="preserve"> multi provider</w:t>
       </w:r>
     </w:p>
     <w:p>
       <w:pPr>
         <w:pStyle w:val="ListParagraph"/>
-      </w:pPr>
-      <w:r>
-        <w:t xml:space="preserve">Buat file app route </w:t>
+        <w:rPr>
+          <w:rFonts w:ascii="Times New Roman" w:hAnsi="Times New Roman" w:cs="Times New Roman"/>
+        </w:rPr>
+      </w:pPr>
+      <w:proofErr w:type="spellStart"/>
+      <w:r>
+        <w:rPr>
+          <w:rFonts w:ascii="Times New Roman" w:hAnsi="Times New Roman" w:cs="Times New Roman"/>
+        </w:rPr>
+        <w:t>Mengelola</w:t>
+      </w:r>
+      <w:proofErr w:type="spellEnd"/>
+      <w:r>
+        <w:rPr>
+          <w:rFonts w:ascii="Times New Roman" w:hAnsi="Times New Roman" w:cs="Times New Roman"/>
+        </w:rPr>
+        <w:t xml:space="preserve"> favorite pada </w:t>
+      </w:r>
+      <w:proofErr w:type="spellStart"/>
+      <w:r>
+        <w:rPr>
+          <w:rFonts w:ascii="Times New Roman" w:hAnsi="Times New Roman" w:cs="Times New Roman"/>
+        </w:rPr>
+        <w:t>halaman</w:t>
+      </w:r>
+      <w:proofErr w:type="spellEnd"/>
+      <w:r>
+        <w:rPr>
+          <w:rFonts w:ascii="Times New Roman" w:hAnsi="Times New Roman" w:cs="Times New Roman"/>
+        </w:rPr>
+        <w:t xml:space="preserve"> </w:t>
+      </w:r>
+      <w:proofErr w:type="spellStart"/>
+      <w:r>
+        <w:rPr>
+          <w:rFonts w:ascii="Times New Roman" w:hAnsi="Times New Roman" w:cs="Times New Roman"/>
+        </w:rPr>
+        <w:t>layanan</w:t>
+      </w:r>
+      <w:proofErr w:type="spellEnd"/>
+      <w:r>
+        <w:rPr>
+          <w:rFonts w:ascii="Times New Roman" w:hAnsi="Times New Roman" w:cs="Times New Roman"/>
+        </w:rPr>
+        <w:t>\</w:t>
       </w:r>
     </w:p>
     <w:p>
       <w:pPr>
         <w:pStyle w:val="ListParagraph"/>
-      </w:pPr>
-      <w:r>
-        <w:t xml:space="preserve">Membuat kerangka navigasi </w:t>
+        <w:rPr>
+          <w:rFonts w:ascii="Times New Roman" w:hAnsi="Times New Roman" w:cs="Times New Roman"/>
+        </w:rPr>
+      </w:pPr>
+      <w:proofErr w:type="spellStart"/>
+      <w:r>
+        <w:rPr>
+          <w:rFonts w:ascii="Times New Roman" w:hAnsi="Times New Roman" w:cs="Times New Roman"/>
+        </w:rPr>
+        <w:t>Menampilkan</w:t>
+      </w:r>
+      <w:proofErr w:type="spellEnd"/>
+      <w:r>
+        <w:rPr>
+          <w:rFonts w:ascii="Times New Roman" w:hAnsi="Times New Roman" w:cs="Times New Roman"/>
+        </w:rPr>
+        <w:t xml:space="preserve"> </w:t>
+      </w:r>
+      <w:proofErr w:type="spellStart"/>
+      <w:r>
+        <w:rPr>
+          <w:rFonts w:ascii="Times New Roman" w:hAnsi="Times New Roman" w:cs="Times New Roman"/>
+        </w:rPr>
+        <w:t>layanan</w:t>
+      </w:r>
+      <w:proofErr w:type="spellEnd"/>
+      <w:r>
+        <w:rPr>
+          <w:rFonts w:ascii="Times New Roman" w:hAnsi="Times New Roman" w:cs="Times New Roman"/>
+        </w:rPr>
+        <w:t xml:space="preserve"> favorite pada </w:t>
+      </w:r>
+      <w:proofErr w:type="spellStart"/>
+      <w:r>
+        <w:rPr>
+          <w:rFonts w:ascii="Times New Roman" w:hAnsi="Times New Roman" w:cs="Times New Roman"/>
+        </w:rPr>
+        <w:t>halaman</w:t>
+      </w:r>
+      <w:proofErr w:type="spellEnd"/>
+      <w:r>
+        <w:rPr>
+          <w:rFonts w:ascii="Times New Roman" w:hAnsi="Times New Roman" w:cs="Times New Roman"/>
+        </w:rPr>
+        <w:t xml:space="preserve"> </w:t>
+      </w:r>
+      <w:proofErr w:type="spellStart"/>
+      <w:r>
+        <w:rPr>
+          <w:rFonts w:ascii="Times New Roman" w:hAnsi="Times New Roman" w:cs="Times New Roman"/>
+        </w:rPr>
+        <w:t>warga</w:t>
+      </w:r>
+      <w:proofErr w:type="spellEnd"/>
+      <w:r>
+        <w:rPr>
+          <w:rFonts w:ascii="Times New Roman" w:hAnsi="Times New Roman" w:cs="Times New Roman"/>
+        </w:rPr>
+        <w:t xml:space="preserve"> </w:t>
       </w:r>
     </w:p>
     <w:p>
       <w:pPr>
         <w:pStyle w:val="ListParagraph"/>
-      </w:pPr>
-      <w:r>
-        <w:t xml:space="preserve">Membuat 3 halaman utama beranda layanan dan warga </w:t>
-      </w:r>
+        <w:rPr>
+          <w:rFonts w:ascii="Times New Roman" w:hAnsi="Times New Roman" w:cs="Times New Roman"/>
+        </w:rPr>
+      </w:pPr>
+      <w:proofErr w:type="spellStart"/>
+      <w:r>
+        <w:rPr>
+          <w:rFonts w:ascii="Times New Roman" w:hAnsi="Times New Roman" w:cs="Times New Roman"/>
+        </w:rPr>
+        <w:t>Mengelola</w:t>
+      </w:r>
+      <w:proofErr w:type="spellEnd"/>
+      <w:r>
+        <w:rPr>
+          <w:rFonts w:ascii="Times New Roman" w:hAnsi="Times New Roman" w:cs="Times New Roman"/>
+        </w:rPr>
+        <w:t xml:space="preserve"> </w:t>
+      </w:r>
+      <w:proofErr w:type="spellStart"/>
+      <w:r>
+        <w:rPr>
+          <w:rFonts w:ascii="Times New Roman" w:hAnsi="Times New Roman" w:cs="Times New Roman"/>
+        </w:rPr>
+        <w:t>pengajuan</w:t>
+      </w:r>
+      <w:proofErr w:type="spellEnd"/>
+      <w:r>
+        <w:rPr>
+          <w:rFonts w:ascii="Times New Roman" w:hAnsi="Times New Roman" w:cs="Times New Roman"/>
+        </w:rPr>
+        <w:t xml:space="preserve"> </w:t>
+      </w:r>
+      <w:proofErr w:type="spellStart"/>
+      <w:r>
+        <w:rPr>
+          <w:rFonts w:ascii="Times New Roman" w:hAnsi="Times New Roman" w:cs="Times New Roman"/>
+        </w:rPr>
+        <w:t>layanan</w:t>
+      </w:r>
+      <w:proofErr w:type="spellEnd"/>
     </w:p>
     <w:p>
       <w:pPr>
         <w:pStyle w:val="ListParagraph"/>
-      </w:pPr>
-      <w:r>
-        <w:t>Buat navigationbar</w:t>
-      </w:r>
+        <w:rPr>
+          <w:rFonts w:ascii="Times New Roman" w:hAnsi="Times New Roman" w:cs="Times New Roman"/>
+        </w:rPr>
+      </w:pPr>
+      <w:proofErr w:type="spellStart"/>
+      <w:r>
+        <w:rPr>
+          <w:rFonts w:ascii="Times New Roman" w:hAnsi="Times New Roman" w:cs="Times New Roman"/>
+        </w:rPr>
+        <w:t>Menerapkan</w:t>
+      </w:r>
+      <w:proofErr w:type="spellEnd"/>
+      <w:r>
+        <w:rPr>
+          <w:rFonts w:ascii="Times New Roman" w:hAnsi="Times New Roman" w:cs="Times New Roman"/>
+        </w:rPr>
+        <w:t xml:space="preserve"> badge </w:t>
+      </w:r>
+      <w:proofErr w:type="spellStart"/>
+      <w:r>
+        <w:rPr>
+          <w:rFonts w:ascii="Times New Roman" w:hAnsi="Times New Roman" w:cs="Times New Roman"/>
+        </w:rPr>
+        <w:t>pengajuan</w:t>
+      </w:r>
+      <w:proofErr w:type="spellEnd"/>
     </w:p>
     <w:p>
       <w:pPr>
         <w:pStyle w:val="ListParagraph"/>
-      </w:pPr>
-      <w:r>
-        <w:t>Buat navigation rail</w:t>
+        <w:rPr>
+          <w:rFonts w:ascii="Times New Roman" w:hAnsi="Times New Roman" w:cs="Times New Roman"/>
+        </w:rPr>
+      </w:pPr>
+      <w:proofErr w:type="spellStart"/>
+      <w:r>
+        <w:rPr>
+          <w:rFonts w:ascii="Times New Roman" w:hAnsi="Times New Roman" w:cs="Times New Roman"/>
+        </w:rPr>
+        <w:t>Menerapkan</w:t>
+      </w:r>
+      <w:proofErr w:type="spellEnd"/>
+      <w:r>
+        <w:rPr>
+          <w:rFonts w:ascii="Times New Roman" w:hAnsi="Times New Roman" w:cs="Times New Roman"/>
+        </w:rPr>
+        <w:t xml:space="preserve"> </w:t>
+      </w:r>
+      <w:proofErr w:type="spellStart"/>
+      <w:r>
+        <w:rPr>
+          <w:rFonts w:ascii="Times New Roman" w:hAnsi="Times New Roman" w:cs="Times New Roman"/>
+        </w:rPr>
+        <w:t>navigasi</w:t>
+      </w:r>
+      <w:proofErr w:type="spellEnd"/>
+      <w:r>
+        <w:rPr>
+          <w:rFonts w:ascii="Times New Roman" w:hAnsi="Times New Roman" w:cs="Times New Roman"/>
+        </w:rPr>
+        <w:t xml:space="preserve"> responsive</w:t>
       </w:r>
     </w:p>
     <w:p>
       <w:pPr>
         <w:pStyle w:val="ListParagraph"/>
+        <w:rPr>
+          <w:rFonts w:ascii="Times New Roman" w:hAnsi="Times New Roman" w:cs="Times New Roman"/>
+        </w:rPr>
+      </w:pPr>
+    </w:p>
+    <w:p>
+      <w:pPr>
+        <w:pStyle w:val="ListParagraph"/>
+        <w:rPr>
+          <w:rFonts w:ascii="Times New Roman" w:hAnsi="Times New Roman" w:cs="Times New Roman"/>
+        </w:rPr>
       </w:pPr>
     </w:p>
     <w:p>
@@ -377,25 +578,36 @@
           <w:ilvl w:val="0"/>
           <w:numId w:val="38"/>
         </w:numPr>
-      </w:pPr>
-      <w:r>
+        <w:rPr>
+          <w:rFonts w:ascii="Times New Roman" w:hAnsi="Times New Roman" w:cs="Times New Roman"/>
+        </w:rPr>
+      </w:pPr>
+      <w:proofErr w:type="spellStart"/>
+      <w:r>
+        <w:rPr>
+          <w:rFonts w:ascii="Times New Roman" w:hAnsi="Times New Roman" w:cs="Times New Roman"/>
+        </w:rPr>
         <w:t>Dokumentasi</w:t>
       </w:r>
+      <w:proofErr w:type="spellEnd"/>
     </w:p>
     <w:p>
       <w:pPr>
         <w:pStyle w:val="ListParagraph"/>
-      </w:pPr>
-      <w:r>
-        <w:rPr>
-          <w:noProof/>
+        <w:rPr>
+          <w:rFonts w:ascii="Times New Roman" w:hAnsi="Times New Roman" w:cs="Times New Roman"/>
+        </w:rPr>
+      </w:pPr>
+      <w:r>
+        <w:rPr>
+          <w:rFonts w:ascii="Times New Roman" w:hAnsi="Times New Roman" w:cs="Times New Roman"/>
         </w:rPr>
         <w:lastRenderedPageBreak/>
         <w:drawing>
-          <wp:inline distT="0" distB="0" distL="0" distR="0" wp14:anchorId="208DFBFC" wp14:editId="5CED83CC">
-            <wp:extent cx="5252085" cy="6209030"/>
-            <wp:effectExtent l="0" t="0" r="5715" b="1270"/>
-            <wp:docPr id="2119466852" name="Picture 1"/>
+          <wp:inline distT="0" distB="0" distL="0" distR="0" wp14:anchorId="54C74246" wp14:editId="7B4651F1">
+            <wp:extent cx="3730625" cy="7178040"/>
+            <wp:effectExtent l="0" t="0" r="3175" b="3810"/>
+            <wp:docPr id="1954102011" name="Picture 1"/>
             <wp:cNvGraphicFramePr>
               <a:graphicFrameLocks xmlns:a="http://schemas.openxmlformats.org/drawingml/2006/main" noChangeAspect="1"/>
             </wp:cNvGraphicFramePr>
@@ -403,7 +615,7 @@
               <a:graphicData uri="http://schemas.openxmlformats.org/drawingml/2006/picture">
                 <pic:pic xmlns:pic="http://schemas.openxmlformats.org/drawingml/2006/picture">
                   <pic:nvPicPr>
-                    <pic:cNvPr id="2119466852" name=""/>
+                    <pic:cNvPr id="1954102011" name=""/>
                     <pic:cNvPicPr/>
                   </pic:nvPicPr>
                   <pic:blipFill>
@@ -415,7 +627,7 @@
                   <pic:spPr>
                     <a:xfrm>
                       <a:off x="0" y="0"/>
-                      <a:ext cx="5252085" cy="6209030"/>
+                      <a:ext cx="3730625" cy="7178040"/>
                     </a:xfrm>
                     <a:prstGeom prst="rect">
                       <a:avLst/>
@@ -431,17 +643,28 @@
     <w:p>
       <w:pPr>
         <w:pStyle w:val="ListParagraph"/>
-      </w:pPr>
-      <w:r>
-        <w:rPr>
-          <w:noProof/>
+        <w:rPr>
+          <w:rFonts w:ascii="Times New Roman" w:hAnsi="Times New Roman" w:cs="Times New Roman"/>
+        </w:rPr>
+      </w:pPr>
+    </w:p>
+    <w:p>
+      <w:pPr>
+        <w:pStyle w:val="ListParagraph"/>
+        <w:rPr>
+          <w:rFonts w:ascii="Times New Roman" w:hAnsi="Times New Roman" w:cs="Times New Roman"/>
+        </w:rPr>
+      </w:pPr>
+      <w:r>
+        <w:rPr>
+          <w:rFonts w:ascii="Times New Roman" w:hAnsi="Times New Roman" w:cs="Times New Roman"/>
         </w:rPr>
         <w:lastRenderedPageBreak/>
         <w:drawing>
-          <wp:inline distT="0" distB="0" distL="0" distR="0" wp14:anchorId="06D4CF91" wp14:editId="3174DA19">
-            <wp:extent cx="5252085" cy="6311265"/>
-            <wp:effectExtent l="0" t="0" r="5715" b="0"/>
-            <wp:docPr id="1894559303" name="Picture 1"/>
+          <wp:inline distT="0" distB="0" distL="0" distR="0" wp14:anchorId="54F758D8" wp14:editId="30183D32">
+            <wp:extent cx="4025900" cy="7178040"/>
+            <wp:effectExtent l="0" t="0" r="0" b="3810"/>
+            <wp:docPr id="43313211" name="Picture 1"/>
             <wp:cNvGraphicFramePr>
               <a:graphicFrameLocks xmlns:a="http://schemas.openxmlformats.org/drawingml/2006/main" noChangeAspect="1"/>
             </wp:cNvGraphicFramePr>
@@ -449,7 +672,7 @@
               <a:graphicData uri="http://schemas.openxmlformats.org/drawingml/2006/picture">
                 <pic:pic xmlns:pic="http://schemas.openxmlformats.org/drawingml/2006/picture">
                   <pic:nvPicPr>
-                    <pic:cNvPr id="1894559303" name=""/>
+                    <pic:cNvPr id="43313211" name=""/>
                     <pic:cNvPicPr/>
                   </pic:nvPicPr>
                   <pic:blipFill>
@@ -461,7 +684,7 @@
                   <pic:spPr>
                     <a:xfrm>
                       <a:off x="0" y="0"/>
-                      <a:ext cx="5252085" cy="6311265"/>
+                      <a:ext cx="4025900" cy="7178040"/>
                     </a:xfrm>
                     <a:prstGeom prst="rect">
                       <a:avLst/>
@@ -477,17 +700,20 @@
     <w:p>
       <w:pPr>
         <w:pStyle w:val="ListParagraph"/>
-      </w:pPr>
-      <w:r>
-        <w:rPr>
-          <w:noProof/>
+        <w:rPr>
+          <w:rFonts w:ascii="Times New Roman" w:hAnsi="Times New Roman" w:cs="Times New Roman"/>
+        </w:rPr>
+      </w:pPr>
+      <w:r>
+        <w:rPr>
+          <w:rFonts w:ascii="Times New Roman" w:hAnsi="Times New Roman" w:cs="Times New Roman"/>
         </w:rPr>
         <w:lastRenderedPageBreak/>
         <w:drawing>
-          <wp:inline distT="0" distB="0" distL="0" distR="0" wp14:anchorId="5E8AE15D" wp14:editId="2B7C02BE">
-            <wp:extent cx="5252085" cy="6060440"/>
-            <wp:effectExtent l="0" t="0" r="5715" b="0"/>
-            <wp:docPr id="1014271674" name="Picture 1"/>
+          <wp:inline distT="0" distB="0" distL="0" distR="0" wp14:anchorId="5CBA4F75" wp14:editId="7287150A">
+            <wp:extent cx="4291965" cy="7178040"/>
+            <wp:effectExtent l="0" t="0" r="0" b="3810"/>
+            <wp:docPr id="1425003532" name="Picture 1"/>
             <wp:cNvGraphicFramePr>
               <a:graphicFrameLocks xmlns:a="http://schemas.openxmlformats.org/drawingml/2006/main" noChangeAspect="1"/>
             </wp:cNvGraphicFramePr>
@@ -495,7 +721,7 @@
               <a:graphicData uri="http://schemas.openxmlformats.org/drawingml/2006/picture">
                 <pic:pic xmlns:pic="http://schemas.openxmlformats.org/drawingml/2006/picture">
                   <pic:nvPicPr>
-                    <pic:cNvPr id="1014271674" name=""/>
+                    <pic:cNvPr id="1425003532" name=""/>
                     <pic:cNvPicPr/>
                   </pic:nvPicPr>
                   <pic:blipFill>
@@ -507,7 +733,7 @@
                   <pic:spPr>
                     <a:xfrm>
                       <a:off x="0" y="0"/>
-                      <a:ext cx="5252085" cy="6060440"/>
+                      <a:ext cx="4291965" cy="7178040"/>
                     </a:xfrm>
                     <a:prstGeom prst="rect">
                       <a:avLst/>
@@ -519,6 +745,88 @@
           </wp:inline>
         </w:drawing>
       </w:r>
+      <w:r>
+        <w:rPr>
+          <w:rFonts w:ascii="Times New Roman" w:hAnsi="Times New Roman" w:cs="Times New Roman"/>
+        </w:rPr>
+        <w:lastRenderedPageBreak/>
+        <w:drawing>
+          <wp:inline distT="0" distB="0" distL="0" distR="0" wp14:anchorId="1406CF49" wp14:editId="644AE528">
+            <wp:extent cx="4029710" cy="7178040"/>
+            <wp:effectExtent l="0" t="0" r="8890" b="3810"/>
+            <wp:docPr id="956094244" name="Picture 1"/>
+            <wp:cNvGraphicFramePr>
+              <a:graphicFrameLocks xmlns:a="http://schemas.openxmlformats.org/drawingml/2006/main" noChangeAspect="1"/>
+            </wp:cNvGraphicFramePr>
+            <a:graphic xmlns:a="http://schemas.openxmlformats.org/drawingml/2006/main">
+              <a:graphicData uri="http://schemas.openxmlformats.org/drawingml/2006/picture">
+                <pic:pic xmlns:pic="http://schemas.openxmlformats.org/drawingml/2006/picture">
+                  <pic:nvPicPr>
+                    <pic:cNvPr id="956094244" name=""/>
+                    <pic:cNvPicPr/>
+                  </pic:nvPicPr>
+                  <pic:blipFill>
+                    <a:blip r:embed="rId12"/>
+                    <a:stretch>
+                      <a:fillRect/>
+                    </a:stretch>
+                  </pic:blipFill>
+                  <pic:spPr>
+                    <a:xfrm>
+                      <a:off x="0" y="0"/>
+                      <a:ext cx="4029710" cy="7178040"/>
+                    </a:xfrm>
+                    <a:prstGeom prst="rect">
+                      <a:avLst/>
+                    </a:prstGeom>
+                  </pic:spPr>
+                </pic:pic>
+              </a:graphicData>
+            </a:graphic>
+          </wp:inline>
+        </w:drawing>
+      </w:r>
+      <w:r>
+        <w:rPr>
+          <w:rFonts w:ascii="Times New Roman" w:hAnsi="Times New Roman" w:cs="Times New Roman"/>
+        </w:rPr>
+        <w:lastRenderedPageBreak/>
+        <w:drawing>
+          <wp:inline distT="0" distB="0" distL="0" distR="0" wp14:anchorId="11C58627" wp14:editId="61B83525">
+            <wp:extent cx="3975735" cy="7178040"/>
+            <wp:effectExtent l="0" t="0" r="5715" b="3810"/>
+            <wp:docPr id="1946974129" name="Picture 1"/>
+            <wp:cNvGraphicFramePr>
+              <a:graphicFrameLocks xmlns:a="http://schemas.openxmlformats.org/drawingml/2006/main" noChangeAspect="1"/>
+            </wp:cNvGraphicFramePr>
+            <a:graphic xmlns:a="http://schemas.openxmlformats.org/drawingml/2006/main">
+              <a:graphicData uri="http://schemas.openxmlformats.org/drawingml/2006/picture">
+                <pic:pic xmlns:pic="http://schemas.openxmlformats.org/drawingml/2006/picture">
+                  <pic:nvPicPr>
+                    <pic:cNvPr id="1946974129" name=""/>
+                    <pic:cNvPicPr/>
+                  </pic:nvPicPr>
+                  <pic:blipFill>
+                    <a:blip r:embed="rId13"/>
+                    <a:stretch>
+                      <a:fillRect/>
+                    </a:stretch>
+                  </pic:blipFill>
+                  <pic:spPr>
+                    <a:xfrm>
+                      <a:off x="0" y="0"/>
+                      <a:ext cx="3975735" cy="7178040"/>
+                    </a:xfrm>
+                    <a:prstGeom prst="rect">
+                      <a:avLst/>
+                    </a:prstGeom>
+                  </pic:spPr>
+                </pic:pic>
+              </a:graphicData>
+            </a:graphic>
+          </wp:inline>
+        </w:drawing>
+      </w:r>
     </w:p>
     <w:p>
       <w:pPr>
@@ -527,73 +835,1366 @@
           <w:ilvl w:val="0"/>
           <w:numId w:val="38"/>
         </w:numPr>
-      </w:pPr>
-      <w:r>
-        <w:t>Analisis pembahasan</w:t>
-      </w:r>
+        <w:rPr>
+          <w:rFonts w:ascii="Times New Roman" w:hAnsi="Times New Roman" w:cs="Times New Roman"/>
+        </w:rPr>
+      </w:pPr>
+      <w:proofErr w:type="spellStart"/>
+      <w:r>
+        <w:rPr>
+          <w:rFonts w:ascii="Times New Roman" w:hAnsi="Times New Roman" w:cs="Times New Roman"/>
+        </w:rPr>
+        <w:lastRenderedPageBreak/>
+        <w:t>Analisis</w:t>
+      </w:r>
+      <w:proofErr w:type="spellEnd"/>
+      <w:r>
+        <w:rPr>
+          <w:rFonts w:ascii="Times New Roman" w:hAnsi="Times New Roman" w:cs="Times New Roman"/>
+        </w:rPr>
+        <w:t xml:space="preserve"> </w:t>
+      </w:r>
+      <w:proofErr w:type="spellStart"/>
+      <w:r>
+        <w:rPr>
+          <w:rFonts w:ascii="Times New Roman" w:hAnsi="Times New Roman" w:cs="Times New Roman"/>
+        </w:rPr>
+        <w:t>pembahasan</w:t>
+      </w:r>
+      <w:proofErr w:type="spellEnd"/>
     </w:p>
     <w:p>
       <w:pPr>
         <w:pStyle w:val="ListParagraph"/>
-        <w:spacing w:before="100" w:beforeAutospacing="1" w:after="100" w:afterAutospacing="1" w:line="240" w:lineRule="auto"/>
+        <w:numPr>
+          <w:ilvl w:val="0"/>
+          <w:numId w:val="40"/>
+        </w:numPr>
+        <w:jc w:val="both"/>
+        <w:rPr>
+          <w:rFonts w:ascii="Times New Roman" w:hAnsi="Times New Roman" w:cs="Times New Roman"/>
+        </w:rPr>
+      </w:pPr>
+      <w:proofErr w:type="spellStart"/>
+      <w:r>
+        <w:rPr>
+          <w:rFonts w:ascii="Times New Roman" w:hAnsi="Times New Roman" w:cs="Times New Roman"/>
+        </w:rPr>
+        <w:t>FavoritModel</w:t>
+      </w:r>
+      <w:proofErr w:type="spellEnd"/>
+      <w:r>
+        <w:rPr>
+          <w:rFonts w:ascii="Times New Roman" w:hAnsi="Times New Roman" w:cs="Times New Roman"/>
+        </w:rPr>
+        <w:t xml:space="preserve"> </w:t>
+      </w:r>
+      <w:proofErr w:type="spellStart"/>
+      <w:r>
+        <w:rPr>
+          <w:rFonts w:ascii="Times New Roman" w:hAnsi="Times New Roman" w:cs="Times New Roman"/>
+        </w:rPr>
+        <w:t>digunakan</w:t>
+      </w:r>
+      <w:proofErr w:type="spellEnd"/>
+      <w:r>
+        <w:rPr>
+          <w:rFonts w:ascii="Times New Roman" w:hAnsi="Times New Roman" w:cs="Times New Roman"/>
+        </w:rPr>
+        <w:t xml:space="preserve"> </w:t>
+      </w:r>
+      <w:proofErr w:type="spellStart"/>
+      <w:r>
+        <w:rPr>
+          <w:rFonts w:ascii="Times New Roman" w:hAnsi="Times New Roman" w:cs="Times New Roman"/>
+        </w:rPr>
+        <w:t>untuk</w:t>
+      </w:r>
+      <w:proofErr w:type="spellEnd"/>
+      <w:r>
+        <w:rPr>
+          <w:rFonts w:ascii="Times New Roman" w:hAnsi="Times New Roman" w:cs="Times New Roman"/>
+        </w:rPr>
+        <w:t xml:space="preserve"> </w:t>
+      </w:r>
+      <w:proofErr w:type="spellStart"/>
+      <w:r>
+        <w:rPr>
+          <w:rFonts w:ascii="Times New Roman" w:hAnsi="Times New Roman" w:cs="Times New Roman"/>
+        </w:rPr>
+        <w:t>menyimpan</w:t>
+      </w:r>
+      <w:proofErr w:type="spellEnd"/>
+      <w:r>
+        <w:rPr>
+          <w:rFonts w:ascii="Times New Roman" w:hAnsi="Times New Roman" w:cs="Times New Roman"/>
+        </w:rPr>
+        <w:t xml:space="preserve"> </w:t>
+      </w:r>
+      <w:proofErr w:type="spellStart"/>
+      <w:r>
+        <w:rPr>
+          <w:rFonts w:ascii="Times New Roman" w:hAnsi="Times New Roman" w:cs="Times New Roman"/>
+        </w:rPr>
+        <w:t>layanan</w:t>
+      </w:r>
+      <w:proofErr w:type="spellEnd"/>
+      <w:r>
+        <w:rPr>
+          <w:rFonts w:ascii="Times New Roman" w:hAnsi="Times New Roman" w:cs="Times New Roman"/>
+        </w:rPr>
+        <w:t xml:space="preserve"> yang </w:t>
+      </w:r>
+      <w:proofErr w:type="spellStart"/>
+      <w:r>
+        <w:rPr>
+          <w:rFonts w:ascii="Times New Roman" w:hAnsi="Times New Roman" w:cs="Times New Roman"/>
+        </w:rPr>
+        <w:t>ditandai</w:t>
+      </w:r>
+      <w:proofErr w:type="spellEnd"/>
+      <w:r>
+        <w:rPr>
+          <w:rFonts w:ascii="Times New Roman" w:hAnsi="Times New Roman" w:cs="Times New Roman"/>
+        </w:rPr>
+        <w:t xml:space="preserve"> </w:t>
+      </w:r>
+      <w:proofErr w:type="spellStart"/>
+      <w:r>
+        <w:rPr>
+          <w:rFonts w:ascii="Times New Roman" w:hAnsi="Times New Roman" w:cs="Times New Roman"/>
+        </w:rPr>
+        <w:t>sebagai</w:t>
+      </w:r>
+      <w:proofErr w:type="spellEnd"/>
+      <w:r>
+        <w:rPr>
+          <w:rFonts w:ascii="Times New Roman" w:hAnsi="Times New Roman" w:cs="Times New Roman"/>
+        </w:rPr>
+        <w:t xml:space="preserve"> </w:t>
+      </w:r>
+      <w:proofErr w:type="spellStart"/>
+      <w:r>
+        <w:rPr>
+          <w:rFonts w:ascii="Times New Roman" w:hAnsi="Times New Roman" w:cs="Times New Roman"/>
+        </w:rPr>
+        <w:t>favorit</w:t>
+      </w:r>
+      <w:proofErr w:type="spellEnd"/>
+      <w:r>
+        <w:rPr>
+          <w:rFonts w:ascii="Times New Roman" w:hAnsi="Times New Roman" w:cs="Times New Roman"/>
+        </w:rPr>
+        <w:t xml:space="preserve">. </w:t>
+      </w:r>
+    </w:p>
+    <w:p>
+      <w:pPr>
+        <w:pStyle w:val="ListParagraph"/>
+        <w:numPr>
+          <w:ilvl w:val="0"/>
+          <w:numId w:val="40"/>
+        </w:numPr>
+        <w:jc w:val="both"/>
+        <w:rPr>
+          <w:rFonts w:ascii="Times New Roman" w:hAnsi="Times New Roman" w:cs="Times New Roman"/>
+        </w:rPr>
+      </w:pPr>
+      <w:proofErr w:type="spellStart"/>
+      <w:r>
+        <w:rPr>
+          <w:rFonts w:ascii="Times New Roman" w:hAnsi="Times New Roman" w:cs="Times New Roman"/>
+        </w:rPr>
+        <w:t>PengajuanModel</w:t>
+      </w:r>
+      <w:proofErr w:type="spellEnd"/>
+      <w:r>
+        <w:rPr>
+          <w:rFonts w:ascii="Times New Roman" w:hAnsi="Times New Roman" w:cs="Times New Roman"/>
+        </w:rPr>
+        <w:t xml:space="preserve"> </w:t>
+      </w:r>
+      <w:proofErr w:type="spellStart"/>
+      <w:r>
+        <w:rPr>
+          <w:rFonts w:ascii="Times New Roman" w:hAnsi="Times New Roman" w:cs="Times New Roman"/>
+        </w:rPr>
+        <w:t>digunakan</w:t>
+      </w:r>
+      <w:proofErr w:type="spellEnd"/>
+      <w:r>
+        <w:rPr>
+          <w:rFonts w:ascii="Times New Roman" w:hAnsi="Times New Roman" w:cs="Times New Roman"/>
+        </w:rPr>
+        <w:t xml:space="preserve"> </w:t>
+      </w:r>
+      <w:proofErr w:type="spellStart"/>
+      <w:r>
+        <w:rPr>
+          <w:rFonts w:ascii="Times New Roman" w:hAnsi="Times New Roman" w:cs="Times New Roman"/>
+        </w:rPr>
+        <w:t>untuk</w:t>
+      </w:r>
+      <w:proofErr w:type="spellEnd"/>
+      <w:r>
+        <w:rPr>
+          <w:rFonts w:ascii="Times New Roman" w:hAnsi="Times New Roman" w:cs="Times New Roman"/>
+        </w:rPr>
+        <w:t xml:space="preserve"> </w:t>
+      </w:r>
+      <w:proofErr w:type="spellStart"/>
+      <w:r>
+        <w:rPr>
+          <w:rFonts w:ascii="Times New Roman" w:hAnsi="Times New Roman" w:cs="Times New Roman"/>
+        </w:rPr>
+        <w:t>menyimpan</w:t>
+      </w:r>
+      <w:proofErr w:type="spellEnd"/>
+      <w:r>
+        <w:rPr>
+          <w:rFonts w:ascii="Times New Roman" w:hAnsi="Times New Roman" w:cs="Times New Roman"/>
+        </w:rPr>
+        <w:t xml:space="preserve"> </w:t>
+      </w:r>
+      <w:proofErr w:type="spellStart"/>
+      <w:r>
+        <w:rPr>
+          <w:rFonts w:ascii="Times New Roman" w:hAnsi="Times New Roman" w:cs="Times New Roman"/>
+        </w:rPr>
+        <w:t>layanan</w:t>
+      </w:r>
+      <w:proofErr w:type="spellEnd"/>
+      <w:r>
+        <w:rPr>
+          <w:rFonts w:ascii="Times New Roman" w:hAnsi="Times New Roman" w:cs="Times New Roman"/>
+        </w:rPr>
+        <w:t xml:space="preserve"> yang </w:t>
+      </w:r>
+      <w:proofErr w:type="spellStart"/>
+      <w:r>
+        <w:rPr>
+          <w:rFonts w:ascii="Times New Roman" w:hAnsi="Times New Roman" w:cs="Times New Roman"/>
+        </w:rPr>
+        <w:t>sedang</w:t>
+      </w:r>
+      <w:proofErr w:type="spellEnd"/>
+      <w:r>
+        <w:rPr>
+          <w:rFonts w:ascii="Times New Roman" w:hAnsi="Times New Roman" w:cs="Times New Roman"/>
+        </w:rPr>
+        <w:t xml:space="preserve"> </w:t>
+      </w:r>
+      <w:proofErr w:type="spellStart"/>
+      <w:r>
+        <w:rPr>
+          <w:rFonts w:ascii="Times New Roman" w:hAnsi="Times New Roman" w:cs="Times New Roman"/>
+        </w:rPr>
+        <w:t>diajukan</w:t>
+      </w:r>
+      <w:proofErr w:type="spellEnd"/>
+      <w:r>
+        <w:rPr>
+          <w:rFonts w:ascii="Times New Roman" w:hAnsi="Times New Roman" w:cs="Times New Roman"/>
+        </w:rPr>
+        <w:t>.</w:t>
+      </w:r>
+    </w:p>
+    <w:p>
+      <w:pPr>
+        <w:pStyle w:val="ListParagraph"/>
+        <w:numPr>
+          <w:ilvl w:val="0"/>
+          <w:numId w:val="40"/>
+        </w:numPr>
+        <w:jc w:val="both"/>
+        <w:rPr>
+          <w:rFonts w:ascii="Times New Roman" w:hAnsi="Times New Roman" w:cs="Times New Roman"/>
+        </w:rPr>
+      </w:pPr>
+      <w:proofErr w:type="spellStart"/>
+      <w:r>
+        <w:rPr>
+          <w:rFonts w:ascii="Times New Roman" w:hAnsi="Times New Roman" w:cs="Times New Roman"/>
+        </w:rPr>
+        <w:t>Kedua</w:t>
+      </w:r>
+      <w:proofErr w:type="spellEnd"/>
+      <w:r>
+        <w:rPr>
+          <w:rFonts w:ascii="Times New Roman" w:hAnsi="Times New Roman" w:cs="Times New Roman"/>
+        </w:rPr>
+        <w:t xml:space="preserve"> model </w:t>
+      </w:r>
+      <w:proofErr w:type="spellStart"/>
+      <w:r>
+        <w:rPr>
+          <w:rFonts w:ascii="Times New Roman" w:hAnsi="Times New Roman" w:cs="Times New Roman"/>
+        </w:rPr>
+        <w:t>didaftarkan</w:t>
+      </w:r>
+      <w:proofErr w:type="spellEnd"/>
+      <w:r>
+        <w:rPr>
+          <w:rFonts w:ascii="Times New Roman" w:hAnsi="Times New Roman" w:cs="Times New Roman"/>
+        </w:rPr>
+        <w:t xml:space="preserve"> pada root </w:t>
+      </w:r>
+      <w:proofErr w:type="spellStart"/>
+      <w:r>
+        <w:rPr>
+          <w:rFonts w:ascii="Times New Roman" w:hAnsi="Times New Roman" w:cs="Times New Roman"/>
+        </w:rPr>
+        <w:t>aplikasi</w:t>
+      </w:r>
+      <w:proofErr w:type="spellEnd"/>
+      <w:r>
+        <w:rPr>
+          <w:rFonts w:ascii="Times New Roman" w:hAnsi="Times New Roman" w:cs="Times New Roman"/>
+        </w:rPr>
+        <w:t xml:space="preserve"> agar </w:t>
+      </w:r>
+      <w:proofErr w:type="spellStart"/>
+      <w:r>
+        <w:rPr>
+          <w:rFonts w:ascii="Times New Roman" w:hAnsi="Times New Roman" w:cs="Times New Roman"/>
+        </w:rPr>
+        <w:t>dapat</w:t>
+      </w:r>
+      <w:proofErr w:type="spellEnd"/>
+      <w:r>
+        <w:rPr>
+          <w:rFonts w:ascii="Times New Roman" w:hAnsi="Times New Roman" w:cs="Times New Roman"/>
+        </w:rPr>
+        <w:t xml:space="preserve"> </w:t>
+      </w:r>
+      <w:proofErr w:type="spellStart"/>
+      <w:r>
+        <w:rPr>
+          <w:rFonts w:ascii="Times New Roman" w:hAnsi="Times New Roman" w:cs="Times New Roman"/>
+        </w:rPr>
+        <w:t>diakses</w:t>
+      </w:r>
+      <w:proofErr w:type="spellEnd"/>
+      <w:r>
+        <w:rPr>
+          <w:rFonts w:ascii="Times New Roman" w:hAnsi="Times New Roman" w:cs="Times New Roman"/>
+        </w:rPr>
+        <w:t xml:space="preserve"> oleh </w:t>
+      </w:r>
+      <w:proofErr w:type="spellStart"/>
+      <w:r>
+        <w:rPr>
+          <w:rFonts w:ascii="Times New Roman" w:hAnsi="Times New Roman" w:cs="Times New Roman"/>
+        </w:rPr>
+        <w:t>seluruh</w:t>
+      </w:r>
+      <w:proofErr w:type="spellEnd"/>
+      <w:r>
+        <w:rPr>
+          <w:rFonts w:ascii="Times New Roman" w:hAnsi="Times New Roman" w:cs="Times New Roman"/>
+        </w:rPr>
+        <w:t xml:space="preserve"> </w:t>
+      </w:r>
+      <w:proofErr w:type="spellStart"/>
+      <w:r>
+        <w:rPr>
+          <w:rFonts w:ascii="Times New Roman" w:hAnsi="Times New Roman" w:cs="Times New Roman"/>
+        </w:rPr>
+        <w:t>halaman</w:t>
+      </w:r>
+      <w:proofErr w:type="spellEnd"/>
+      <w:r>
+        <w:rPr>
+          <w:rFonts w:ascii="Times New Roman" w:hAnsi="Times New Roman" w:cs="Times New Roman"/>
+        </w:rPr>
+        <w:t>.</w:t>
+      </w:r>
+    </w:p>
+    <w:p>
+      <w:pPr>
+        <w:pStyle w:val="ListParagraph"/>
+        <w:numPr>
+          <w:ilvl w:val="0"/>
+          <w:numId w:val="40"/>
+        </w:numPr>
+        <w:jc w:val="both"/>
+        <w:rPr>
+          <w:rFonts w:ascii="Times New Roman" w:hAnsi="Times New Roman" w:cs="Times New Roman"/>
+        </w:rPr>
+      </w:pPr>
+      <w:proofErr w:type="spellStart"/>
+      <w:proofErr w:type="gramStart"/>
+      <w:r>
+        <w:rPr>
+          <w:rFonts w:ascii="Times New Roman" w:hAnsi="Times New Roman" w:cs="Times New Roman"/>
+        </w:rPr>
+        <w:t>context.watch</w:t>
+      </w:r>
+      <w:proofErr w:type="spellEnd"/>
+      <w:proofErr w:type="gramEnd"/>
+      <w:r>
+        <w:rPr>
+          <w:rFonts w:ascii="Times New Roman" w:hAnsi="Times New Roman" w:cs="Times New Roman"/>
+        </w:rPr>
+        <w:t xml:space="preserve">() </w:t>
+      </w:r>
+      <w:proofErr w:type="spellStart"/>
+      <w:r>
+        <w:rPr>
+          <w:rFonts w:ascii="Times New Roman" w:hAnsi="Times New Roman" w:cs="Times New Roman"/>
+        </w:rPr>
+        <w:t>digunakan</w:t>
+      </w:r>
+      <w:proofErr w:type="spellEnd"/>
+      <w:r>
+        <w:rPr>
+          <w:rFonts w:ascii="Times New Roman" w:hAnsi="Times New Roman" w:cs="Times New Roman"/>
+        </w:rPr>
+        <w:t xml:space="preserve"> </w:t>
+      </w:r>
+      <w:proofErr w:type="spellStart"/>
+      <w:r>
+        <w:rPr>
+          <w:rFonts w:ascii="Times New Roman" w:hAnsi="Times New Roman" w:cs="Times New Roman"/>
+        </w:rPr>
+        <w:t>untuk</w:t>
+      </w:r>
+      <w:proofErr w:type="spellEnd"/>
+      <w:r>
+        <w:rPr>
+          <w:rFonts w:ascii="Times New Roman" w:hAnsi="Times New Roman" w:cs="Times New Roman"/>
+        </w:rPr>
+        <w:t xml:space="preserve"> </w:t>
+      </w:r>
+      <w:proofErr w:type="spellStart"/>
+      <w:r>
+        <w:rPr>
+          <w:rFonts w:ascii="Times New Roman" w:hAnsi="Times New Roman" w:cs="Times New Roman"/>
+        </w:rPr>
+        <w:t>memperbarui</w:t>
+      </w:r>
+      <w:proofErr w:type="spellEnd"/>
+      <w:r>
+        <w:rPr>
+          <w:rFonts w:ascii="Times New Roman" w:hAnsi="Times New Roman" w:cs="Times New Roman"/>
+        </w:rPr>
+        <w:t xml:space="preserve"> </w:t>
+      </w:r>
+      <w:proofErr w:type="spellStart"/>
+      <w:r>
+        <w:rPr>
+          <w:rFonts w:ascii="Times New Roman" w:hAnsi="Times New Roman" w:cs="Times New Roman"/>
+        </w:rPr>
+        <w:t>tampilan</w:t>
+      </w:r>
+      <w:proofErr w:type="spellEnd"/>
+      <w:r>
+        <w:rPr>
+          <w:rFonts w:ascii="Times New Roman" w:hAnsi="Times New Roman" w:cs="Times New Roman"/>
+        </w:rPr>
+        <w:t xml:space="preserve"> ikon </w:t>
+      </w:r>
+      <w:proofErr w:type="spellStart"/>
+      <w:r>
+        <w:rPr>
+          <w:rFonts w:ascii="Times New Roman" w:hAnsi="Times New Roman" w:cs="Times New Roman"/>
+        </w:rPr>
+        <w:t>bintang</w:t>
+      </w:r>
+      <w:proofErr w:type="spellEnd"/>
+      <w:r>
+        <w:rPr>
+          <w:rFonts w:ascii="Times New Roman" w:hAnsi="Times New Roman" w:cs="Times New Roman"/>
+        </w:rPr>
+        <w:t xml:space="preserve">. </w:t>
+      </w:r>
+    </w:p>
+    <w:p>
+      <w:pPr>
+        <w:pStyle w:val="ListParagraph"/>
+        <w:numPr>
+          <w:ilvl w:val="0"/>
+          <w:numId w:val="40"/>
+        </w:numPr>
+        <w:jc w:val="both"/>
+        <w:rPr>
+          <w:rFonts w:ascii="Times New Roman" w:hAnsi="Times New Roman" w:cs="Times New Roman"/>
+        </w:rPr>
+      </w:pPr>
+      <w:proofErr w:type="spellStart"/>
+      <w:proofErr w:type="gramStart"/>
+      <w:r>
+        <w:rPr>
+          <w:rFonts w:ascii="Times New Roman" w:hAnsi="Times New Roman" w:cs="Times New Roman"/>
+        </w:rPr>
+        <w:t>context.read</w:t>
+      </w:r>
+      <w:proofErr w:type="spellEnd"/>
+      <w:proofErr w:type="gramEnd"/>
+      <w:r>
+        <w:rPr>
+          <w:rFonts w:ascii="Times New Roman" w:hAnsi="Times New Roman" w:cs="Times New Roman"/>
+        </w:rPr>
+        <w:t xml:space="preserve">() </w:t>
+      </w:r>
+      <w:proofErr w:type="spellStart"/>
+      <w:r>
+        <w:rPr>
+          <w:rFonts w:ascii="Times New Roman" w:hAnsi="Times New Roman" w:cs="Times New Roman"/>
+        </w:rPr>
+        <w:t>digunakan</w:t>
+      </w:r>
+      <w:proofErr w:type="spellEnd"/>
+      <w:r>
+        <w:rPr>
+          <w:rFonts w:ascii="Times New Roman" w:hAnsi="Times New Roman" w:cs="Times New Roman"/>
+        </w:rPr>
+        <w:t xml:space="preserve"> </w:t>
+      </w:r>
+      <w:proofErr w:type="spellStart"/>
+      <w:r>
+        <w:rPr>
+          <w:rFonts w:ascii="Times New Roman" w:hAnsi="Times New Roman" w:cs="Times New Roman"/>
+        </w:rPr>
+        <w:t>untuk</w:t>
+      </w:r>
+      <w:proofErr w:type="spellEnd"/>
+      <w:r>
+        <w:rPr>
+          <w:rFonts w:ascii="Times New Roman" w:hAnsi="Times New Roman" w:cs="Times New Roman"/>
+        </w:rPr>
+        <w:t xml:space="preserve"> </w:t>
+      </w:r>
+      <w:proofErr w:type="spellStart"/>
+      <w:r>
+        <w:rPr>
+          <w:rFonts w:ascii="Times New Roman" w:hAnsi="Times New Roman" w:cs="Times New Roman"/>
+        </w:rPr>
+        <w:t>melakukan</w:t>
+      </w:r>
+      <w:proofErr w:type="spellEnd"/>
+      <w:r>
+        <w:rPr>
+          <w:rFonts w:ascii="Times New Roman" w:hAnsi="Times New Roman" w:cs="Times New Roman"/>
+        </w:rPr>
+        <w:t xml:space="preserve"> proses </w:t>
+      </w:r>
+      <w:proofErr w:type="spellStart"/>
+      <w:r>
+        <w:rPr>
+          <w:rFonts w:ascii="Times New Roman" w:hAnsi="Times New Roman" w:cs="Times New Roman"/>
+        </w:rPr>
+        <w:t>tambah</w:t>
+      </w:r>
+      <w:proofErr w:type="spellEnd"/>
+      <w:r>
+        <w:rPr>
+          <w:rFonts w:ascii="Times New Roman" w:hAnsi="Times New Roman" w:cs="Times New Roman"/>
+        </w:rPr>
+        <w:t xml:space="preserve">/hapus </w:t>
+      </w:r>
+      <w:proofErr w:type="spellStart"/>
+      <w:r>
+        <w:rPr>
+          <w:rFonts w:ascii="Times New Roman" w:hAnsi="Times New Roman" w:cs="Times New Roman"/>
+        </w:rPr>
+        <w:t>favorit</w:t>
+      </w:r>
+      <w:proofErr w:type="spellEnd"/>
+      <w:r>
+        <w:rPr>
+          <w:rFonts w:ascii="Times New Roman" w:hAnsi="Times New Roman" w:cs="Times New Roman"/>
+        </w:rPr>
+        <w:t>.</w:t>
+      </w:r>
+    </w:p>
+    <w:p>
+      <w:pPr>
+        <w:pStyle w:val="ListParagraph"/>
+        <w:numPr>
+          <w:ilvl w:val="0"/>
+          <w:numId w:val="40"/>
+        </w:numPr>
+        <w:jc w:val="both"/>
+        <w:rPr>
+          <w:rFonts w:ascii="Times New Roman" w:hAnsi="Times New Roman" w:cs="Times New Roman"/>
+        </w:rPr>
+      </w:pPr>
+      <w:r>
+        <w:rPr>
+          <w:rFonts w:ascii="Times New Roman" w:hAnsi="Times New Roman" w:cs="Times New Roman"/>
+        </w:rPr>
+        <w:t>Consumer&lt;</w:t>
+      </w:r>
+      <w:proofErr w:type="spellStart"/>
+      <w:r>
+        <w:rPr>
+          <w:rFonts w:ascii="Times New Roman" w:hAnsi="Times New Roman" w:cs="Times New Roman"/>
+        </w:rPr>
+        <w:t>FavoritModel</w:t>
+      </w:r>
+      <w:proofErr w:type="spellEnd"/>
+      <w:r>
+        <w:rPr>
+          <w:rFonts w:ascii="Times New Roman" w:hAnsi="Times New Roman" w:cs="Times New Roman"/>
+        </w:rPr>
+        <w:t xml:space="preserve">&gt; </w:t>
+      </w:r>
+      <w:proofErr w:type="spellStart"/>
+      <w:r>
+        <w:rPr>
+          <w:rFonts w:ascii="Times New Roman" w:hAnsi="Times New Roman" w:cs="Times New Roman"/>
+        </w:rPr>
+        <w:t>membuat</w:t>
+      </w:r>
+      <w:proofErr w:type="spellEnd"/>
+      <w:r>
+        <w:rPr>
+          <w:rFonts w:ascii="Times New Roman" w:hAnsi="Times New Roman" w:cs="Times New Roman"/>
+        </w:rPr>
+        <w:t xml:space="preserve"> daftar </w:t>
+      </w:r>
+      <w:proofErr w:type="spellStart"/>
+      <w:r>
+        <w:rPr>
+          <w:rFonts w:ascii="Times New Roman" w:hAnsi="Times New Roman" w:cs="Times New Roman"/>
+        </w:rPr>
+        <w:t>favorit</w:t>
+      </w:r>
+      <w:proofErr w:type="spellEnd"/>
+      <w:r>
+        <w:rPr>
+          <w:rFonts w:ascii="Times New Roman" w:hAnsi="Times New Roman" w:cs="Times New Roman"/>
+        </w:rPr>
+        <w:t xml:space="preserve"> </w:t>
+      </w:r>
+      <w:proofErr w:type="spellStart"/>
+      <w:r>
+        <w:rPr>
+          <w:rFonts w:ascii="Times New Roman" w:hAnsi="Times New Roman" w:cs="Times New Roman"/>
+        </w:rPr>
+        <w:t>otomatis</w:t>
+      </w:r>
+      <w:proofErr w:type="spellEnd"/>
+      <w:r>
+        <w:rPr>
+          <w:rFonts w:ascii="Times New Roman" w:hAnsi="Times New Roman" w:cs="Times New Roman"/>
+        </w:rPr>
+        <w:t xml:space="preserve"> </w:t>
+      </w:r>
+      <w:proofErr w:type="spellStart"/>
+      <w:r>
+        <w:rPr>
+          <w:rFonts w:ascii="Times New Roman" w:hAnsi="Times New Roman" w:cs="Times New Roman"/>
+        </w:rPr>
+        <w:t>diperbarui</w:t>
+      </w:r>
+      <w:proofErr w:type="spellEnd"/>
+      <w:r>
+        <w:rPr>
+          <w:rFonts w:ascii="Times New Roman" w:hAnsi="Times New Roman" w:cs="Times New Roman"/>
+        </w:rPr>
+        <w:t xml:space="preserve"> </w:t>
+      </w:r>
+      <w:proofErr w:type="spellStart"/>
+      <w:r>
+        <w:rPr>
+          <w:rFonts w:ascii="Times New Roman" w:hAnsi="Times New Roman" w:cs="Times New Roman"/>
+        </w:rPr>
+        <w:t>ketika</w:t>
+      </w:r>
+      <w:proofErr w:type="spellEnd"/>
+      <w:r>
+        <w:rPr>
+          <w:rFonts w:ascii="Times New Roman" w:hAnsi="Times New Roman" w:cs="Times New Roman"/>
+        </w:rPr>
+        <w:t xml:space="preserve"> state </w:t>
+      </w:r>
+      <w:proofErr w:type="spellStart"/>
+      <w:r>
+        <w:rPr>
+          <w:rFonts w:ascii="Times New Roman" w:hAnsi="Times New Roman" w:cs="Times New Roman"/>
+        </w:rPr>
+        <w:t>berubah</w:t>
+      </w:r>
+      <w:proofErr w:type="spellEnd"/>
+      <w:r>
+        <w:rPr>
+          <w:rFonts w:ascii="Times New Roman" w:hAnsi="Times New Roman" w:cs="Times New Roman"/>
+        </w:rPr>
+        <w:t>.</w:t>
+      </w:r>
+    </w:p>
+    <w:p>
+      <w:pPr>
+        <w:pStyle w:val="ListParagraph"/>
+        <w:numPr>
+          <w:ilvl w:val="0"/>
+          <w:numId w:val="40"/>
+        </w:numPr>
+        <w:jc w:val="both"/>
+        <w:rPr>
+          <w:rFonts w:ascii="Times New Roman" w:hAnsi="Times New Roman" w:cs="Times New Roman"/>
+        </w:rPr>
+      </w:pPr>
+      <w:proofErr w:type="spellStart"/>
+      <w:proofErr w:type="gramStart"/>
+      <w:r>
+        <w:rPr>
+          <w:rFonts w:ascii="Times New Roman" w:hAnsi="Times New Roman" w:cs="Times New Roman"/>
+        </w:rPr>
+        <w:t>setState</w:t>
+      </w:r>
+      <w:proofErr w:type="spellEnd"/>
+      <w:r>
+        <w:rPr>
+          <w:rFonts w:ascii="Times New Roman" w:hAnsi="Times New Roman" w:cs="Times New Roman"/>
+        </w:rPr>
+        <w:t>(</w:t>
+      </w:r>
+      <w:proofErr w:type="gramEnd"/>
+      <w:r>
+        <w:rPr>
+          <w:rFonts w:ascii="Times New Roman" w:hAnsi="Times New Roman" w:cs="Times New Roman"/>
+        </w:rPr>
+        <w:t xml:space="preserve">) </w:t>
+      </w:r>
+      <w:proofErr w:type="spellStart"/>
+      <w:r>
+        <w:rPr>
+          <w:rFonts w:ascii="Times New Roman" w:hAnsi="Times New Roman" w:cs="Times New Roman"/>
+        </w:rPr>
+        <w:t>digunakan</w:t>
+      </w:r>
+      <w:proofErr w:type="spellEnd"/>
+      <w:r>
+        <w:rPr>
+          <w:rFonts w:ascii="Times New Roman" w:hAnsi="Times New Roman" w:cs="Times New Roman"/>
+        </w:rPr>
+        <w:t xml:space="preserve"> </w:t>
+      </w:r>
+      <w:proofErr w:type="spellStart"/>
+      <w:r>
+        <w:rPr>
+          <w:rFonts w:ascii="Times New Roman" w:hAnsi="Times New Roman" w:cs="Times New Roman"/>
+        </w:rPr>
+        <w:t>untuk</w:t>
+      </w:r>
+      <w:proofErr w:type="spellEnd"/>
+      <w:r>
+        <w:rPr>
+          <w:rFonts w:ascii="Times New Roman" w:hAnsi="Times New Roman" w:cs="Times New Roman"/>
+        </w:rPr>
+        <w:t xml:space="preserve"> </w:t>
+      </w:r>
+      <w:proofErr w:type="spellStart"/>
+      <w:r>
+        <w:rPr>
+          <w:rFonts w:ascii="Times New Roman" w:hAnsi="Times New Roman" w:cs="Times New Roman"/>
+        </w:rPr>
+        <w:t>mengatur</w:t>
+      </w:r>
+      <w:proofErr w:type="spellEnd"/>
+      <w:r>
+        <w:rPr>
+          <w:rFonts w:ascii="Times New Roman" w:hAnsi="Times New Roman" w:cs="Times New Roman"/>
+        </w:rPr>
+        <w:t xml:space="preserve"> </w:t>
+      </w:r>
+      <w:proofErr w:type="spellStart"/>
+      <w:r>
+        <w:rPr>
+          <w:rFonts w:ascii="Times New Roman" w:hAnsi="Times New Roman" w:cs="Times New Roman"/>
+        </w:rPr>
+        <w:t>kondisi</w:t>
+      </w:r>
+      <w:proofErr w:type="spellEnd"/>
+      <w:r>
+        <w:rPr>
+          <w:rFonts w:ascii="Times New Roman" w:hAnsi="Times New Roman" w:cs="Times New Roman"/>
+        </w:rPr>
+        <w:t xml:space="preserve"> </w:t>
+      </w:r>
+      <w:proofErr w:type="spellStart"/>
+      <w:r>
+        <w:rPr>
+          <w:rFonts w:ascii="Times New Roman" w:hAnsi="Times New Roman" w:cs="Times New Roman"/>
+        </w:rPr>
+        <w:t>tombol</w:t>
+      </w:r>
+      <w:proofErr w:type="spellEnd"/>
+      <w:r>
+        <w:rPr>
+          <w:rFonts w:ascii="Times New Roman" w:hAnsi="Times New Roman" w:cs="Times New Roman"/>
+        </w:rPr>
+        <w:t xml:space="preserve"> </w:t>
+      </w:r>
+      <w:proofErr w:type="spellStart"/>
+      <w:r>
+        <w:rPr>
+          <w:rFonts w:ascii="Times New Roman" w:hAnsi="Times New Roman" w:cs="Times New Roman"/>
+        </w:rPr>
+        <w:t>saat</w:t>
+      </w:r>
+      <w:proofErr w:type="spellEnd"/>
+      <w:r>
+        <w:rPr>
+          <w:rFonts w:ascii="Times New Roman" w:hAnsi="Times New Roman" w:cs="Times New Roman"/>
+        </w:rPr>
+        <w:t xml:space="preserve"> proses </w:t>
+      </w:r>
+      <w:proofErr w:type="spellStart"/>
+      <w:r>
+        <w:rPr>
+          <w:rFonts w:ascii="Times New Roman" w:hAnsi="Times New Roman" w:cs="Times New Roman"/>
+        </w:rPr>
+        <w:t>pengajuan</w:t>
+      </w:r>
+      <w:proofErr w:type="spellEnd"/>
+      <w:r>
+        <w:rPr>
+          <w:rFonts w:ascii="Times New Roman" w:hAnsi="Times New Roman" w:cs="Times New Roman"/>
+        </w:rPr>
+        <w:t xml:space="preserve"> </w:t>
+      </w:r>
+      <w:proofErr w:type="spellStart"/>
+      <w:r>
+        <w:rPr>
+          <w:rFonts w:ascii="Times New Roman" w:hAnsi="Times New Roman" w:cs="Times New Roman"/>
+        </w:rPr>
+        <w:t>berlangsung</w:t>
+      </w:r>
+      <w:proofErr w:type="spellEnd"/>
+      <w:r>
+        <w:rPr>
+          <w:rFonts w:ascii="Times New Roman" w:hAnsi="Times New Roman" w:cs="Times New Roman"/>
+        </w:rPr>
+        <w:t xml:space="preserve">. </w:t>
+      </w:r>
+    </w:p>
+    <w:p>
+      <w:pPr>
+        <w:pStyle w:val="ListParagraph"/>
+        <w:numPr>
+          <w:ilvl w:val="0"/>
+          <w:numId w:val="40"/>
+        </w:numPr>
+        <w:jc w:val="both"/>
+        <w:rPr>
+          <w:rFonts w:ascii="Times New Roman" w:hAnsi="Times New Roman" w:cs="Times New Roman"/>
+        </w:rPr>
+      </w:pPr>
+      <w:proofErr w:type="spellStart"/>
+      <w:r>
+        <w:rPr>
+          <w:rFonts w:ascii="Times New Roman" w:hAnsi="Times New Roman" w:cs="Times New Roman"/>
+        </w:rPr>
+        <w:t>Setelah</w:t>
+      </w:r>
+      <w:proofErr w:type="spellEnd"/>
+      <w:r>
+        <w:rPr>
+          <w:rFonts w:ascii="Times New Roman" w:hAnsi="Times New Roman" w:cs="Times New Roman"/>
+        </w:rPr>
+        <w:t xml:space="preserve"> </w:t>
+      </w:r>
+      <w:proofErr w:type="gramStart"/>
+      <w:r>
+        <w:rPr>
+          <w:rFonts w:ascii="Times New Roman" w:hAnsi="Times New Roman" w:cs="Times New Roman"/>
+        </w:rPr>
+        <w:t>proses</w:t>
+      </w:r>
+      <w:proofErr w:type="gramEnd"/>
+      <w:r>
+        <w:rPr>
+          <w:rFonts w:ascii="Times New Roman" w:hAnsi="Times New Roman" w:cs="Times New Roman"/>
+        </w:rPr>
+        <w:t xml:space="preserve"> </w:t>
+      </w:r>
+      <w:proofErr w:type="spellStart"/>
+      <w:r>
+        <w:rPr>
+          <w:rFonts w:ascii="Times New Roman" w:hAnsi="Times New Roman" w:cs="Times New Roman"/>
+        </w:rPr>
+        <w:t>selesai</w:t>
+      </w:r>
+      <w:proofErr w:type="spellEnd"/>
+      <w:r>
+        <w:rPr>
+          <w:rFonts w:ascii="Times New Roman" w:hAnsi="Times New Roman" w:cs="Times New Roman"/>
+        </w:rPr>
+        <w:t xml:space="preserve">, data </w:t>
+      </w:r>
+      <w:proofErr w:type="spellStart"/>
+      <w:r>
+        <w:rPr>
+          <w:rFonts w:ascii="Times New Roman" w:hAnsi="Times New Roman" w:cs="Times New Roman"/>
+        </w:rPr>
+        <w:t>dimasukkan</w:t>
+      </w:r>
+      <w:proofErr w:type="spellEnd"/>
+      <w:r>
+        <w:rPr>
+          <w:rFonts w:ascii="Times New Roman" w:hAnsi="Times New Roman" w:cs="Times New Roman"/>
+        </w:rPr>
+        <w:t xml:space="preserve"> </w:t>
+      </w:r>
+      <w:proofErr w:type="spellStart"/>
+      <w:r>
+        <w:rPr>
+          <w:rFonts w:ascii="Times New Roman" w:hAnsi="Times New Roman" w:cs="Times New Roman"/>
+        </w:rPr>
+        <w:t>ke</w:t>
+      </w:r>
+      <w:proofErr w:type="spellEnd"/>
+      <w:r>
+        <w:rPr>
+          <w:rFonts w:ascii="Times New Roman" w:hAnsi="Times New Roman" w:cs="Times New Roman"/>
+        </w:rPr>
+        <w:t xml:space="preserve"> </w:t>
+      </w:r>
+      <w:proofErr w:type="spellStart"/>
+      <w:r>
+        <w:rPr>
+          <w:rFonts w:ascii="Times New Roman" w:hAnsi="Times New Roman" w:cs="Times New Roman"/>
+        </w:rPr>
+        <w:t>PengajuanModel</w:t>
+      </w:r>
+      <w:proofErr w:type="spellEnd"/>
+      <w:r>
+        <w:rPr>
+          <w:rFonts w:ascii="Times New Roman" w:hAnsi="Times New Roman" w:cs="Times New Roman"/>
+        </w:rPr>
+        <w:t>.</w:t>
+      </w:r>
+    </w:p>
+    <w:p>
+      <w:pPr>
+        <w:pStyle w:val="ListParagraph"/>
+        <w:numPr>
+          <w:ilvl w:val="0"/>
+          <w:numId w:val="40"/>
+        </w:numPr>
+        <w:jc w:val="both"/>
+        <w:rPr>
+          <w:rFonts w:ascii="Times New Roman" w:hAnsi="Times New Roman" w:cs="Times New Roman"/>
+        </w:rPr>
+      </w:pPr>
+      <w:proofErr w:type="spellStart"/>
+      <w:proofErr w:type="gramStart"/>
+      <w:r>
+        <w:rPr>
+          <w:rFonts w:ascii="Times New Roman" w:hAnsi="Times New Roman" w:cs="Times New Roman"/>
+        </w:rPr>
+        <w:t>context.select</w:t>
+      </w:r>
+      <w:proofErr w:type="spellEnd"/>
+      <w:proofErr w:type="gramEnd"/>
+      <w:r>
+        <w:rPr>
+          <w:rFonts w:ascii="Times New Roman" w:hAnsi="Times New Roman" w:cs="Times New Roman"/>
+        </w:rPr>
+        <w:t xml:space="preserve">() </w:t>
+      </w:r>
+      <w:proofErr w:type="spellStart"/>
+      <w:r>
+        <w:rPr>
+          <w:rFonts w:ascii="Times New Roman" w:hAnsi="Times New Roman" w:cs="Times New Roman"/>
+        </w:rPr>
+        <w:t>digunakan</w:t>
+      </w:r>
+      <w:proofErr w:type="spellEnd"/>
+      <w:r>
+        <w:rPr>
+          <w:rFonts w:ascii="Times New Roman" w:hAnsi="Times New Roman" w:cs="Times New Roman"/>
+        </w:rPr>
+        <w:t xml:space="preserve"> </w:t>
+      </w:r>
+      <w:proofErr w:type="spellStart"/>
+      <w:r>
+        <w:rPr>
+          <w:rFonts w:ascii="Times New Roman" w:hAnsi="Times New Roman" w:cs="Times New Roman"/>
+        </w:rPr>
+        <w:t>untuk</w:t>
+      </w:r>
+      <w:proofErr w:type="spellEnd"/>
+      <w:r>
+        <w:rPr>
+          <w:rFonts w:ascii="Times New Roman" w:hAnsi="Times New Roman" w:cs="Times New Roman"/>
+        </w:rPr>
+        <w:t xml:space="preserve"> </w:t>
+      </w:r>
+      <w:proofErr w:type="spellStart"/>
+      <w:r>
+        <w:rPr>
+          <w:rFonts w:ascii="Times New Roman" w:hAnsi="Times New Roman" w:cs="Times New Roman"/>
+        </w:rPr>
+        <w:t>mengambil</w:t>
+      </w:r>
+      <w:proofErr w:type="spellEnd"/>
+      <w:r>
+        <w:rPr>
+          <w:rFonts w:ascii="Times New Roman" w:hAnsi="Times New Roman" w:cs="Times New Roman"/>
+        </w:rPr>
+        <w:t xml:space="preserve"> </w:t>
+      </w:r>
+      <w:proofErr w:type="spellStart"/>
+      <w:r>
+        <w:rPr>
+          <w:rFonts w:ascii="Times New Roman" w:hAnsi="Times New Roman" w:cs="Times New Roman"/>
+        </w:rPr>
+        <w:t>totalPengajuan</w:t>
+      </w:r>
+      <w:proofErr w:type="spellEnd"/>
+      <w:r>
+        <w:rPr>
+          <w:rFonts w:ascii="Times New Roman" w:hAnsi="Times New Roman" w:cs="Times New Roman"/>
+        </w:rPr>
+        <w:t xml:space="preserve">, </w:t>
+      </w:r>
+      <w:proofErr w:type="spellStart"/>
+      <w:r>
+        <w:rPr>
+          <w:rFonts w:ascii="Times New Roman" w:hAnsi="Times New Roman" w:cs="Times New Roman"/>
+        </w:rPr>
+        <w:t>sehingga</w:t>
+      </w:r>
+      <w:proofErr w:type="spellEnd"/>
+      <w:r>
+        <w:rPr>
+          <w:rFonts w:ascii="Times New Roman" w:hAnsi="Times New Roman" w:cs="Times New Roman"/>
+        </w:rPr>
+        <w:t xml:space="preserve"> </w:t>
+      </w:r>
+      <w:proofErr w:type="spellStart"/>
+      <w:r>
+        <w:rPr>
+          <w:rFonts w:ascii="Times New Roman" w:hAnsi="Times New Roman" w:cs="Times New Roman"/>
+        </w:rPr>
+        <w:t>hanya</w:t>
+      </w:r>
+      <w:proofErr w:type="spellEnd"/>
+      <w:r>
+        <w:rPr>
+          <w:rFonts w:ascii="Times New Roman" w:hAnsi="Times New Roman" w:cs="Times New Roman"/>
+        </w:rPr>
+        <w:t xml:space="preserve"> </w:t>
+      </w:r>
+      <w:proofErr w:type="spellStart"/>
+      <w:r>
+        <w:rPr>
+          <w:rFonts w:ascii="Times New Roman" w:hAnsi="Times New Roman" w:cs="Times New Roman"/>
+        </w:rPr>
+        <w:t>bagian</w:t>
+      </w:r>
+      <w:proofErr w:type="spellEnd"/>
+      <w:r>
+        <w:rPr>
+          <w:rFonts w:ascii="Times New Roman" w:hAnsi="Times New Roman" w:cs="Times New Roman"/>
+        </w:rPr>
+        <w:t xml:space="preserve"> badge yang </w:t>
+      </w:r>
+      <w:proofErr w:type="spellStart"/>
+      <w:r>
+        <w:rPr>
+          <w:rFonts w:ascii="Times New Roman" w:hAnsi="Times New Roman" w:cs="Times New Roman"/>
+        </w:rPr>
+        <w:t>diperbarui</w:t>
+      </w:r>
+      <w:proofErr w:type="spellEnd"/>
+      <w:r>
+        <w:rPr>
+          <w:rFonts w:ascii="Times New Roman" w:hAnsi="Times New Roman" w:cs="Times New Roman"/>
+        </w:rPr>
+        <w:t xml:space="preserve"> </w:t>
+      </w:r>
+      <w:proofErr w:type="spellStart"/>
+      <w:r>
+        <w:rPr>
+          <w:rFonts w:ascii="Times New Roman" w:hAnsi="Times New Roman" w:cs="Times New Roman"/>
+        </w:rPr>
+        <w:t>ketika</w:t>
+      </w:r>
+      <w:proofErr w:type="spellEnd"/>
+      <w:r>
+        <w:rPr>
+          <w:rFonts w:ascii="Times New Roman" w:hAnsi="Times New Roman" w:cs="Times New Roman"/>
+        </w:rPr>
+        <w:t xml:space="preserve"> </w:t>
+      </w:r>
+      <w:proofErr w:type="spellStart"/>
+      <w:r>
+        <w:rPr>
+          <w:rFonts w:ascii="Times New Roman" w:hAnsi="Times New Roman" w:cs="Times New Roman"/>
+        </w:rPr>
+        <w:t>jumlah</w:t>
+      </w:r>
+      <w:proofErr w:type="spellEnd"/>
+      <w:r>
+        <w:rPr>
+          <w:rFonts w:ascii="Times New Roman" w:hAnsi="Times New Roman" w:cs="Times New Roman"/>
+        </w:rPr>
+        <w:t xml:space="preserve"> </w:t>
+      </w:r>
+      <w:proofErr w:type="spellStart"/>
+      <w:r>
+        <w:rPr>
+          <w:rFonts w:ascii="Times New Roman" w:hAnsi="Times New Roman" w:cs="Times New Roman"/>
+        </w:rPr>
+        <w:t>pengajuan</w:t>
+      </w:r>
+      <w:proofErr w:type="spellEnd"/>
+      <w:r>
+        <w:rPr>
+          <w:rFonts w:ascii="Times New Roman" w:hAnsi="Times New Roman" w:cs="Times New Roman"/>
+        </w:rPr>
+        <w:t xml:space="preserve"> </w:t>
+      </w:r>
+      <w:proofErr w:type="spellStart"/>
+      <w:r>
+        <w:rPr>
+          <w:rFonts w:ascii="Times New Roman" w:hAnsi="Times New Roman" w:cs="Times New Roman"/>
+        </w:rPr>
+        <w:t>berubah</w:t>
+      </w:r>
+      <w:proofErr w:type="spellEnd"/>
+      <w:r>
+        <w:rPr>
+          <w:rFonts w:ascii="Times New Roman" w:hAnsi="Times New Roman" w:cs="Times New Roman"/>
+        </w:rPr>
+        <w:t>.</w:t>
+      </w:r>
+      <w:r>
         <w:rPr>
           <w:rFonts w:ascii="Times New Roman" w:eastAsia="Times New Roman" w:hAnsi="Times New Roman" w:cs="Times New Roman"/>
           <w:kern w:val="0"/>
           <w14:ligatures w14:val="none"/>
         </w:rPr>
-      </w:pPr>
-      <w:r>
-        <w:rPr>
-          <w:rFonts w:ascii="Times New Roman" w:eastAsia="Times New Roman" w:hAnsi="Times New Roman" w:cs="Times New Roman"/>
-          <w:kern w:val="0"/>
-          <w14:ligatures w14:val="none"/>
-        </w:rPr>
-        <w:t>Praktikum berhasil menerapkan navigasi Flutter menggunakan NavigationBar, NavigationRail, NavigationDrawer, dan named route. Navigasi juga bersifat adaptif, yaitu menggunakan NavigationBar pada layar sempit dan NavigationRail pada layar lebar.</w:t>
+        <w:t xml:space="preserve"> </w:t>
+      </w:r>
+      <w:proofErr w:type="spellStart"/>
+      <w:r>
+        <w:rPr>
+          <w:rFonts w:ascii="Times New Roman" w:hAnsi="Times New Roman" w:cs="Times New Roman"/>
+        </w:rPr>
+        <w:t>Layar</w:t>
+      </w:r>
+      <w:proofErr w:type="spellEnd"/>
+      <w:r>
+        <w:rPr>
+          <w:rFonts w:ascii="Times New Roman" w:hAnsi="Times New Roman" w:cs="Times New Roman"/>
+        </w:rPr>
+        <w:t xml:space="preserve"> </w:t>
+      </w:r>
+      <w:proofErr w:type="spellStart"/>
+      <w:r>
+        <w:rPr>
+          <w:rFonts w:ascii="Times New Roman" w:hAnsi="Times New Roman" w:cs="Times New Roman"/>
+        </w:rPr>
+        <w:t>sempit</w:t>
+      </w:r>
+      <w:proofErr w:type="spellEnd"/>
+      <w:r>
+        <w:rPr>
+          <w:rFonts w:ascii="Times New Roman" w:hAnsi="Times New Roman" w:cs="Times New Roman"/>
+        </w:rPr>
+        <w:t xml:space="preserve"> </w:t>
+      </w:r>
+      <w:proofErr w:type="spellStart"/>
+      <w:r>
+        <w:rPr>
+          <w:rFonts w:ascii="Times New Roman" w:hAnsi="Times New Roman" w:cs="Times New Roman"/>
+        </w:rPr>
+        <w:t>menggunakan</w:t>
+      </w:r>
+      <w:proofErr w:type="spellEnd"/>
+      <w:r>
+        <w:rPr>
+          <w:rFonts w:ascii="Times New Roman" w:hAnsi="Times New Roman" w:cs="Times New Roman"/>
+        </w:rPr>
+        <w:t xml:space="preserve"> </w:t>
+      </w:r>
+      <w:proofErr w:type="spellStart"/>
+      <w:r>
+        <w:rPr>
+          <w:rFonts w:ascii="Times New Roman" w:hAnsi="Times New Roman" w:cs="Times New Roman"/>
+        </w:rPr>
+        <w:t>NavigationBar</w:t>
+      </w:r>
+      <w:proofErr w:type="spellEnd"/>
+      <w:r>
+        <w:rPr>
+          <w:rFonts w:ascii="Times New Roman" w:hAnsi="Times New Roman" w:cs="Times New Roman"/>
+        </w:rPr>
+        <w:t xml:space="preserve">. </w:t>
       </w:r>
     </w:p>
     <w:p>
       <w:pPr>
         <w:pStyle w:val="ListParagraph"/>
-        <w:spacing w:before="100" w:beforeAutospacing="1" w:after="100" w:afterAutospacing="1" w:line="240" w:lineRule="auto"/>
-        <w:rPr>
-          <w:rFonts w:ascii="Times New Roman" w:eastAsia="Times New Roman" w:hAnsi="Times New Roman" w:cs="Times New Roman"/>
-          <w:kern w:val="0"/>
-          <w14:ligatures w14:val="none"/>
-        </w:rPr>
-      </w:pPr>
-      <w:r>
-        <w:rPr>
-          <w:rFonts w:ascii="Times New Roman" w:eastAsia="Times New Roman" w:hAnsi="Times New Roman" w:cs="Times New Roman"/>
-          <w:kern w:val="0"/>
-          <w14:ligatures w14:val="none"/>
-        </w:rPr>
-        <w:lastRenderedPageBreak/>
-        <w:t xml:space="preserve">Selain itu, aplikasi menerapkan TabBar, pengiriman data melalui arguments, Navigator.pop(), SnackBar, BottomAppBar, dan FloatingActionButton. Fitur </w:t>
-      </w:r>
-      <w:r>
-        <w:rPr>
-          <w:rFonts w:ascii="Times New Roman" w:eastAsia="Times New Roman" w:hAnsi="Times New Roman" w:cs="Times New Roman"/>
-          <w:kern w:val="0"/>
-          <w:sz w:val="20"/>
-          <w:szCs w:val="20"/>
-          <w14:ligatures w14:val="none"/>
-        </w:rPr>
-        <w:t>onUnknownRoute</w:t>
-      </w:r>
-      <w:r>
-        <w:rPr>
-          <w:rFonts w:ascii="Times New Roman" w:eastAsia="Times New Roman" w:hAnsi="Times New Roman" w:cs="Times New Roman"/>
-          <w:kern w:val="0"/>
-          <w14:ligatures w14:val="none"/>
-        </w:rPr>
-        <w:t xml:space="preserve"> juga digunakan untuk menangani route yang tidak terdaftar.</w:t>
+        <w:numPr>
+          <w:ilvl w:val="0"/>
+          <w:numId w:val="40"/>
+        </w:numPr>
+        <w:jc w:val="both"/>
+        <w:rPr>
+          <w:rFonts w:ascii="Times New Roman" w:hAnsi="Times New Roman" w:cs="Times New Roman"/>
+        </w:rPr>
+      </w:pPr>
+      <w:proofErr w:type="spellStart"/>
+      <w:r>
+        <w:rPr>
+          <w:rFonts w:ascii="Times New Roman" w:hAnsi="Times New Roman" w:cs="Times New Roman"/>
+        </w:rPr>
+        <w:t>Layar</w:t>
+      </w:r>
+      <w:proofErr w:type="spellEnd"/>
+      <w:r>
+        <w:rPr>
+          <w:rFonts w:ascii="Times New Roman" w:hAnsi="Times New Roman" w:cs="Times New Roman"/>
+        </w:rPr>
+        <w:t xml:space="preserve"> </w:t>
+      </w:r>
+      <w:proofErr w:type="spellStart"/>
+      <w:r>
+        <w:rPr>
+          <w:rFonts w:ascii="Times New Roman" w:hAnsi="Times New Roman" w:cs="Times New Roman"/>
+        </w:rPr>
+        <w:t>lebar</w:t>
+      </w:r>
+      <w:proofErr w:type="spellEnd"/>
+      <w:r>
+        <w:rPr>
+          <w:rFonts w:ascii="Times New Roman" w:hAnsi="Times New Roman" w:cs="Times New Roman"/>
+        </w:rPr>
+        <w:t xml:space="preserve"> </w:t>
+      </w:r>
+      <w:proofErr w:type="spellStart"/>
+      <w:r>
+        <w:rPr>
+          <w:rFonts w:ascii="Times New Roman" w:hAnsi="Times New Roman" w:cs="Times New Roman"/>
+        </w:rPr>
+        <w:t>menggunakan</w:t>
+      </w:r>
+      <w:proofErr w:type="spellEnd"/>
+      <w:r>
+        <w:rPr>
+          <w:rFonts w:ascii="Times New Roman" w:hAnsi="Times New Roman" w:cs="Times New Roman"/>
+        </w:rPr>
+        <w:t xml:space="preserve"> </w:t>
+      </w:r>
+      <w:proofErr w:type="spellStart"/>
+      <w:r>
+        <w:rPr>
+          <w:rFonts w:ascii="Times New Roman" w:hAnsi="Times New Roman" w:cs="Times New Roman"/>
+        </w:rPr>
+        <w:t>NavigationRail</w:t>
+      </w:r>
+      <w:proofErr w:type="spellEnd"/>
+      <w:r>
+        <w:rPr>
+          <w:rFonts w:ascii="Times New Roman" w:hAnsi="Times New Roman" w:cs="Times New Roman"/>
+        </w:rPr>
+        <w:t xml:space="preserve">. </w:t>
       </w:r>
     </w:p>
     <w:p>
       <w:pPr>
         <w:pStyle w:val="ListParagraph"/>
+        <w:numPr>
+          <w:ilvl w:val="0"/>
+          <w:numId w:val="40"/>
+        </w:numPr>
         <w:jc w:val="both"/>
-      </w:pPr>
+        <w:rPr>
+          <w:rFonts w:ascii="Times New Roman" w:hAnsi="Times New Roman" w:cs="Times New Roman"/>
+        </w:rPr>
+      </w:pPr>
+      <w:proofErr w:type="spellStart"/>
+      <w:r>
+        <w:rPr>
+          <w:rFonts w:ascii="Times New Roman" w:hAnsi="Times New Roman" w:cs="Times New Roman"/>
+        </w:rPr>
+        <w:t>NavigationDrawer</w:t>
+      </w:r>
+      <w:proofErr w:type="spellEnd"/>
+      <w:r>
+        <w:rPr>
+          <w:rFonts w:ascii="Times New Roman" w:hAnsi="Times New Roman" w:cs="Times New Roman"/>
+        </w:rPr>
+        <w:t xml:space="preserve"> </w:t>
+      </w:r>
+      <w:proofErr w:type="spellStart"/>
+      <w:r>
+        <w:rPr>
+          <w:rFonts w:ascii="Times New Roman" w:hAnsi="Times New Roman" w:cs="Times New Roman"/>
+        </w:rPr>
+        <w:t>digunakan</w:t>
+      </w:r>
+      <w:proofErr w:type="spellEnd"/>
+      <w:r>
+        <w:rPr>
+          <w:rFonts w:ascii="Times New Roman" w:hAnsi="Times New Roman" w:cs="Times New Roman"/>
+        </w:rPr>
+        <w:t xml:space="preserve"> </w:t>
+      </w:r>
+      <w:proofErr w:type="spellStart"/>
+      <w:r>
+        <w:rPr>
+          <w:rFonts w:ascii="Times New Roman" w:hAnsi="Times New Roman" w:cs="Times New Roman"/>
+        </w:rPr>
+        <w:t>sebagai</w:t>
+      </w:r>
+      <w:proofErr w:type="spellEnd"/>
+      <w:r>
+        <w:rPr>
+          <w:rFonts w:ascii="Times New Roman" w:hAnsi="Times New Roman" w:cs="Times New Roman"/>
+        </w:rPr>
+        <w:t xml:space="preserve"> </w:t>
+      </w:r>
+      <w:proofErr w:type="spellStart"/>
+      <w:r>
+        <w:rPr>
+          <w:rFonts w:ascii="Times New Roman" w:hAnsi="Times New Roman" w:cs="Times New Roman"/>
+        </w:rPr>
+        <w:t>alternatif</w:t>
+      </w:r>
+      <w:proofErr w:type="spellEnd"/>
+      <w:r>
+        <w:rPr>
+          <w:rFonts w:ascii="Times New Roman" w:hAnsi="Times New Roman" w:cs="Times New Roman"/>
+        </w:rPr>
+        <w:t xml:space="preserve"> </w:t>
+      </w:r>
+      <w:proofErr w:type="spellStart"/>
+      <w:r>
+        <w:rPr>
+          <w:rFonts w:ascii="Times New Roman" w:hAnsi="Times New Roman" w:cs="Times New Roman"/>
+        </w:rPr>
+        <w:t>navigasi</w:t>
+      </w:r>
+      <w:proofErr w:type="spellEnd"/>
+      <w:r>
+        <w:rPr>
+          <w:rFonts w:ascii="Times New Roman" w:hAnsi="Times New Roman" w:cs="Times New Roman"/>
+        </w:rPr>
+        <w:t xml:space="preserve"> </w:t>
+      </w:r>
+      <w:proofErr w:type="spellStart"/>
+      <w:r>
+        <w:rPr>
+          <w:rFonts w:ascii="Times New Roman" w:hAnsi="Times New Roman" w:cs="Times New Roman"/>
+        </w:rPr>
+        <w:t>utama</w:t>
+      </w:r>
+      <w:proofErr w:type="spellEnd"/>
+      <w:r>
+        <w:rPr>
+          <w:rFonts w:ascii="Times New Roman" w:hAnsi="Times New Roman" w:cs="Times New Roman"/>
+        </w:rPr>
+        <w:t>.</w:t>
+      </w:r>
     </w:p>
     <w:p>
       <w:pPr>
@@ -603,57 +2204,562 @@
           <w:numId w:val="38"/>
         </w:numPr>
         <w:jc w:val="both"/>
-      </w:pPr>
-      <w:r>
-        <w:t xml:space="preserve">Simpulan </w:t>
+        <w:rPr>
+          <w:rFonts w:ascii="Times New Roman" w:hAnsi="Times New Roman" w:cs="Times New Roman"/>
+        </w:rPr>
+      </w:pPr>
+      <w:proofErr w:type="spellStart"/>
+      <w:r>
+        <w:rPr>
+          <w:rFonts w:ascii="Times New Roman" w:hAnsi="Times New Roman" w:cs="Times New Roman"/>
+        </w:rPr>
+        <w:t>Simpulan</w:t>
+      </w:r>
+      <w:proofErr w:type="spellEnd"/>
+      <w:r>
+        <w:rPr>
+          <w:rFonts w:ascii="Times New Roman" w:hAnsi="Times New Roman" w:cs="Times New Roman"/>
+        </w:rPr>
+        <w:t xml:space="preserve"> </w:t>
       </w:r>
     </w:p>
     <w:p>
       <w:pPr>
         <w:pStyle w:val="ListParagraph"/>
         <w:jc w:val="both"/>
-      </w:pPr>
-      <w:r>
-        <w:t xml:space="preserve">Praktikum ini menghasilkan aplikasi </w:t>
-      </w:r>
-      <w:r>
-        <w:rPr>
-          <w:b/>
-          <w:bCs/>
-        </w:rPr>
-        <w:t>Nusantara Cerdas Mobile</w:t>
-      </w:r>
-      <w:r>
-        <w:t xml:space="preserve"> dengan sistem navigasi yang terstruktur dan adaptif. Berbagai komponen navigasi Flutter berhasil diterapkan sesuai kebutuhan aplikasi.</w:t>
-      </w:r>
-    </w:p>
-    <w:p>
-      <w:pPr>
-        <w:pStyle w:val="ListParagraph"/>
-        <w:jc w:val="both"/>
-      </w:pPr>
-      <w:r>
-        <w:t xml:space="preserve">Melalui praktikum ini, dapat dipahami penggunaan </w:t>
-      </w:r>
-      <w:r>
-        <w:rPr>
-          <w:b/>
-          <w:bCs/>
-        </w:rPr>
-        <w:t>named route, navigasi adaptif, pengiriman data antarhalaman, dan pengelolaan hasil navigasi</w:t>
-      </w:r>
-      <w:r>
-        <w:t xml:space="preserve"> pada Flutter.</w:t>
-      </w:r>
-    </w:p>
-    <w:p>
-      <w:pPr>
-        <w:pStyle w:val="ListParagraph"/>
-        <w:jc w:val="both"/>
-      </w:pPr>
+        <w:rPr>
+          <w:rFonts w:ascii="Times New Roman" w:hAnsi="Times New Roman" w:cs="Times New Roman"/>
+        </w:rPr>
+      </w:pPr>
+      <w:proofErr w:type="spellStart"/>
+      <w:r>
+        <w:rPr>
+          <w:rFonts w:ascii="Times New Roman" w:hAnsi="Times New Roman" w:cs="Times New Roman"/>
+        </w:rPr>
+        <w:t>Praktikum</w:t>
+      </w:r>
+      <w:proofErr w:type="spellEnd"/>
+      <w:r>
+        <w:rPr>
+          <w:rFonts w:ascii="Times New Roman" w:hAnsi="Times New Roman" w:cs="Times New Roman"/>
+        </w:rPr>
+        <w:t xml:space="preserve"> </w:t>
+      </w:r>
+      <w:proofErr w:type="spellStart"/>
+      <w:r>
+        <w:rPr>
+          <w:rFonts w:ascii="Times New Roman" w:hAnsi="Times New Roman" w:cs="Times New Roman"/>
+        </w:rPr>
+        <w:t>berhasil</w:t>
+      </w:r>
+      <w:proofErr w:type="spellEnd"/>
+      <w:r>
+        <w:rPr>
+          <w:rFonts w:ascii="Times New Roman" w:hAnsi="Times New Roman" w:cs="Times New Roman"/>
+        </w:rPr>
+        <w:t xml:space="preserve"> </w:t>
+      </w:r>
+      <w:proofErr w:type="spellStart"/>
+      <w:r>
+        <w:rPr>
+          <w:rFonts w:ascii="Times New Roman" w:hAnsi="Times New Roman" w:cs="Times New Roman"/>
+        </w:rPr>
+        <w:t>menerapkan</w:t>
+      </w:r>
+      <w:proofErr w:type="spellEnd"/>
+      <w:r>
+        <w:rPr>
+          <w:rFonts w:ascii="Times New Roman" w:hAnsi="Times New Roman" w:cs="Times New Roman"/>
+        </w:rPr>
+        <w:t xml:space="preserve"> state management </w:t>
+      </w:r>
+      <w:proofErr w:type="spellStart"/>
+      <w:r>
+        <w:rPr>
+          <w:rFonts w:ascii="Times New Roman" w:hAnsi="Times New Roman" w:cs="Times New Roman"/>
+        </w:rPr>
+        <w:t>menggunakan</w:t>
+      </w:r>
+      <w:proofErr w:type="spellEnd"/>
+      <w:r>
+        <w:rPr>
+          <w:rFonts w:ascii="Times New Roman" w:hAnsi="Times New Roman" w:cs="Times New Roman"/>
+        </w:rPr>
+        <w:t xml:space="preserve"> Provider dan </w:t>
+      </w:r>
+      <w:proofErr w:type="spellStart"/>
+      <w:proofErr w:type="gramStart"/>
+      <w:r>
+        <w:rPr>
+          <w:rFonts w:ascii="Times New Roman" w:hAnsi="Times New Roman" w:cs="Times New Roman"/>
+        </w:rPr>
+        <w:t>setState</w:t>
+      </w:r>
+      <w:proofErr w:type="spellEnd"/>
+      <w:r>
+        <w:rPr>
+          <w:rFonts w:ascii="Times New Roman" w:hAnsi="Times New Roman" w:cs="Times New Roman"/>
+        </w:rPr>
+        <w:t>(</w:t>
+      </w:r>
+      <w:proofErr w:type="gramEnd"/>
+      <w:r>
+        <w:rPr>
+          <w:rFonts w:ascii="Times New Roman" w:hAnsi="Times New Roman" w:cs="Times New Roman"/>
+        </w:rPr>
+        <w:t xml:space="preserve">) pada </w:t>
+      </w:r>
+      <w:proofErr w:type="spellStart"/>
+      <w:r>
+        <w:rPr>
+          <w:rFonts w:ascii="Times New Roman" w:hAnsi="Times New Roman" w:cs="Times New Roman"/>
+        </w:rPr>
+        <w:t>aplikasi</w:t>
+      </w:r>
+      <w:proofErr w:type="spellEnd"/>
+      <w:r>
+        <w:rPr>
+          <w:rFonts w:ascii="Times New Roman" w:hAnsi="Times New Roman" w:cs="Times New Roman"/>
+        </w:rPr>
+        <w:t xml:space="preserve"> Nusantara Cerdas Mobile. State </w:t>
+      </w:r>
+      <w:proofErr w:type="spellStart"/>
+      <w:r>
+        <w:rPr>
+          <w:rFonts w:ascii="Times New Roman" w:hAnsi="Times New Roman" w:cs="Times New Roman"/>
+        </w:rPr>
+        <w:t>favorit</w:t>
+      </w:r>
+      <w:proofErr w:type="spellEnd"/>
+      <w:r>
+        <w:rPr>
+          <w:rFonts w:ascii="Times New Roman" w:hAnsi="Times New Roman" w:cs="Times New Roman"/>
+        </w:rPr>
+        <w:t xml:space="preserve"> dan </w:t>
+      </w:r>
+      <w:proofErr w:type="spellStart"/>
+      <w:r>
+        <w:rPr>
+          <w:rFonts w:ascii="Times New Roman" w:hAnsi="Times New Roman" w:cs="Times New Roman"/>
+        </w:rPr>
+        <w:t>pengajuan</w:t>
+      </w:r>
+      <w:proofErr w:type="spellEnd"/>
+      <w:r>
+        <w:rPr>
+          <w:rFonts w:ascii="Times New Roman" w:hAnsi="Times New Roman" w:cs="Times New Roman"/>
+        </w:rPr>
+        <w:t xml:space="preserve"> </w:t>
+      </w:r>
+      <w:proofErr w:type="spellStart"/>
+      <w:r>
+        <w:rPr>
+          <w:rFonts w:ascii="Times New Roman" w:hAnsi="Times New Roman" w:cs="Times New Roman"/>
+        </w:rPr>
+        <w:t>dapat</w:t>
+      </w:r>
+      <w:proofErr w:type="spellEnd"/>
+      <w:r>
+        <w:rPr>
+          <w:rFonts w:ascii="Times New Roman" w:hAnsi="Times New Roman" w:cs="Times New Roman"/>
+        </w:rPr>
+        <w:t xml:space="preserve"> </w:t>
+      </w:r>
+      <w:proofErr w:type="spellStart"/>
+      <w:r>
+        <w:rPr>
+          <w:rFonts w:ascii="Times New Roman" w:hAnsi="Times New Roman" w:cs="Times New Roman"/>
+        </w:rPr>
+        <w:t>digunakan</w:t>
+      </w:r>
+      <w:proofErr w:type="spellEnd"/>
+      <w:r>
+        <w:rPr>
+          <w:rFonts w:ascii="Times New Roman" w:hAnsi="Times New Roman" w:cs="Times New Roman"/>
+        </w:rPr>
+        <w:t xml:space="preserve"> </w:t>
+      </w:r>
+      <w:proofErr w:type="spellStart"/>
+      <w:r>
+        <w:rPr>
+          <w:rFonts w:ascii="Times New Roman" w:hAnsi="Times New Roman" w:cs="Times New Roman"/>
+        </w:rPr>
+        <w:t>lintas</w:t>
+      </w:r>
+      <w:proofErr w:type="spellEnd"/>
+      <w:r>
+        <w:rPr>
+          <w:rFonts w:ascii="Times New Roman" w:hAnsi="Times New Roman" w:cs="Times New Roman"/>
+        </w:rPr>
+        <w:t xml:space="preserve"> </w:t>
+      </w:r>
+      <w:proofErr w:type="spellStart"/>
+      <w:r>
+        <w:rPr>
+          <w:rFonts w:ascii="Times New Roman" w:hAnsi="Times New Roman" w:cs="Times New Roman"/>
+        </w:rPr>
+        <w:t>halaman</w:t>
+      </w:r>
+      <w:proofErr w:type="spellEnd"/>
+      <w:r>
+        <w:rPr>
+          <w:rFonts w:ascii="Times New Roman" w:hAnsi="Times New Roman" w:cs="Times New Roman"/>
+        </w:rPr>
+        <w:t xml:space="preserve"> </w:t>
+      </w:r>
+      <w:proofErr w:type="spellStart"/>
+      <w:r>
+        <w:rPr>
+          <w:rFonts w:ascii="Times New Roman" w:hAnsi="Times New Roman" w:cs="Times New Roman"/>
+        </w:rPr>
+        <w:t>secara</w:t>
+      </w:r>
+      <w:proofErr w:type="spellEnd"/>
+      <w:r>
+        <w:rPr>
+          <w:rFonts w:ascii="Times New Roman" w:hAnsi="Times New Roman" w:cs="Times New Roman"/>
+        </w:rPr>
+        <w:t xml:space="preserve"> </w:t>
+      </w:r>
+      <w:proofErr w:type="spellStart"/>
+      <w:r>
+        <w:rPr>
+          <w:rFonts w:ascii="Times New Roman" w:hAnsi="Times New Roman" w:cs="Times New Roman"/>
+        </w:rPr>
+        <w:t>reaktif</w:t>
+      </w:r>
+      <w:proofErr w:type="spellEnd"/>
+      <w:r>
+        <w:rPr>
+          <w:rFonts w:ascii="Times New Roman" w:hAnsi="Times New Roman" w:cs="Times New Roman"/>
+        </w:rPr>
+        <w:t xml:space="preserve">, </w:t>
+      </w:r>
+      <w:proofErr w:type="spellStart"/>
+      <w:r>
+        <w:rPr>
+          <w:rFonts w:ascii="Times New Roman" w:hAnsi="Times New Roman" w:cs="Times New Roman"/>
+        </w:rPr>
+        <w:t>sedangkan</w:t>
+      </w:r>
+      <w:proofErr w:type="spellEnd"/>
+      <w:r>
+        <w:rPr>
+          <w:rFonts w:ascii="Times New Roman" w:hAnsi="Times New Roman" w:cs="Times New Roman"/>
+        </w:rPr>
+        <w:t xml:space="preserve"> </w:t>
+      </w:r>
+      <w:proofErr w:type="gramStart"/>
+      <w:r>
+        <w:rPr>
+          <w:rFonts w:ascii="Times New Roman" w:hAnsi="Times New Roman" w:cs="Times New Roman"/>
+        </w:rPr>
+        <w:t>select(</w:t>
+      </w:r>
+      <w:proofErr w:type="gramEnd"/>
+      <w:r>
+        <w:rPr>
+          <w:rFonts w:ascii="Times New Roman" w:hAnsi="Times New Roman" w:cs="Times New Roman"/>
+        </w:rPr>
+        <w:t xml:space="preserve">) </w:t>
+      </w:r>
+      <w:proofErr w:type="spellStart"/>
+      <w:r>
+        <w:rPr>
+          <w:rFonts w:ascii="Times New Roman" w:hAnsi="Times New Roman" w:cs="Times New Roman"/>
+        </w:rPr>
+        <w:t>membantu</w:t>
+      </w:r>
+      <w:proofErr w:type="spellEnd"/>
+      <w:r>
+        <w:rPr>
+          <w:rFonts w:ascii="Times New Roman" w:hAnsi="Times New Roman" w:cs="Times New Roman"/>
+        </w:rPr>
+        <w:t xml:space="preserve"> </w:t>
+      </w:r>
+      <w:proofErr w:type="spellStart"/>
+      <w:r>
+        <w:rPr>
+          <w:rFonts w:ascii="Times New Roman" w:hAnsi="Times New Roman" w:cs="Times New Roman"/>
+        </w:rPr>
+        <w:t>membatasi</w:t>
+      </w:r>
+      <w:proofErr w:type="spellEnd"/>
+      <w:r>
+        <w:rPr>
+          <w:rFonts w:ascii="Times New Roman" w:hAnsi="Times New Roman" w:cs="Times New Roman"/>
+        </w:rPr>
+        <w:t xml:space="preserve"> rebuild </w:t>
+      </w:r>
+      <w:proofErr w:type="spellStart"/>
+      <w:r>
+        <w:rPr>
+          <w:rFonts w:ascii="Times New Roman" w:hAnsi="Times New Roman" w:cs="Times New Roman"/>
+        </w:rPr>
+        <w:t>hanya</w:t>
+      </w:r>
+      <w:proofErr w:type="spellEnd"/>
+      <w:r>
+        <w:rPr>
+          <w:rFonts w:ascii="Times New Roman" w:hAnsi="Times New Roman" w:cs="Times New Roman"/>
+        </w:rPr>
+        <w:t xml:space="preserve"> pada </w:t>
+      </w:r>
+      <w:proofErr w:type="spellStart"/>
+      <w:r>
+        <w:rPr>
+          <w:rFonts w:ascii="Times New Roman" w:hAnsi="Times New Roman" w:cs="Times New Roman"/>
+        </w:rPr>
+        <w:t>bagian</w:t>
+      </w:r>
+      <w:proofErr w:type="spellEnd"/>
+      <w:r>
+        <w:rPr>
+          <w:rFonts w:ascii="Times New Roman" w:hAnsi="Times New Roman" w:cs="Times New Roman"/>
+        </w:rPr>
+        <w:t xml:space="preserve"> yang </w:t>
+      </w:r>
+      <w:proofErr w:type="spellStart"/>
+      <w:r>
+        <w:rPr>
+          <w:rFonts w:ascii="Times New Roman" w:hAnsi="Times New Roman" w:cs="Times New Roman"/>
+        </w:rPr>
+        <w:t>membutuhkan</w:t>
+      </w:r>
+      <w:proofErr w:type="spellEnd"/>
+      <w:r>
+        <w:rPr>
+          <w:rFonts w:ascii="Times New Roman" w:hAnsi="Times New Roman" w:cs="Times New Roman"/>
+        </w:rPr>
+        <w:t xml:space="preserve"> </w:t>
+      </w:r>
+      <w:proofErr w:type="spellStart"/>
+      <w:r>
+        <w:rPr>
+          <w:rFonts w:ascii="Times New Roman" w:hAnsi="Times New Roman" w:cs="Times New Roman"/>
+        </w:rPr>
+        <w:t>perubahan</w:t>
+      </w:r>
+      <w:proofErr w:type="spellEnd"/>
+      <w:r>
+        <w:rPr>
+          <w:rFonts w:ascii="Times New Roman" w:hAnsi="Times New Roman" w:cs="Times New Roman"/>
+        </w:rPr>
+        <w:t xml:space="preserve">. </w:t>
+      </w:r>
+      <w:proofErr w:type="spellStart"/>
+      <w:r>
+        <w:rPr>
+          <w:rFonts w:ascii="Times New Roman" w:hAnsi="Times New Roman" w:cs="Times New Roman"/>
+        </w:rPr>
+        <w:t>Navigasi</w:t>
+      </w:r>
+      <w:proofErr w:type="spellEnd"/>
+      <w:r>
+        <w:rPr>
+          <w:rFonts w:ascii="Times New Roman" w:hAnsi="Times New Roman" w:cs="Times New Roman"/>
+        </w:rPr>
+        <w:t xml:space="preserve"> juga </w:t>
+      </w:r>
+      <w:proofErr w:type="spellStart"/>
+      <w:r>
+        <w:rPr>
+          <w:rFonts w:ascii="Times New Roman" w:hAnsi="Times New Roman" w:cs="Times New Roman"/>
+        </w:rPr>
+        <w:t>dapat</w:t>
+      </w:r>
+      <w:proofErr w:type="spellEnd"/>
+      <w:r>
+        <w:rPr>
+          <w:rFonts w:ascii="Times New Roman" w:hAnsi="Times New Roman" w:cs="Times New Roman"/>
+        </w:rPr>
+        <w:t xml:space="preserve"> </w:t>
+      </w:r>
+      <w:proofErr w:type="spellStart"/>
+      <w:r>
+        <w:rPr>
+          <w:rFonts w:ascii="Times New Roman" w:hAnsi="Times New Roman" w:cs="Times New Roman"/>
+        </w:rPr>
+        <w:t>menyesuaikan</w:t>
+      </w:r>
+      <w:proofErr w:type="spellEnd"/>
+      <w:r>
+        <w:rPr>
+          <w:rFonts w:ascii="Times New Roman" w:hAnsi="Times New Roman" w:cs="Times New Roman"/>
+        </w:rPr>
+        <w:t xml:space="preserve"> </w:t>
+      </w:r>
+      <w:proofErr w:type="spellStart"/>
+      <w:r>
+        <w:rPr>
+          <w:rFonts w:ascii="Times New Roman" w:hAnsi="Times New Roman" w:cs="Times New Roman"/>
+        </w:rPr>
+        <w:t>tampilan</w:t>
+      </w:r>
+      <w:proofErr w:type="spellEnd"/>
+      <w:r>
+        <w:rPr>
+          <w:rFonts w:ascii="Times New Roman" w:hAnsi="Times New Roman" w:cs="Times New Roman"/>
+        </w:rPr>
+        <w:t xml:space="preserve"> </w:t>
+      </w:r>
+      <w:proofErr w:type="spellStart"/>
+      <w:r>
+        <w:rPr>
+          <w:rFonts w:ascii="Times New Roman" w:hAnsi="Times New Roman" w:cs="Times New Roman"/>
+        </w:rPr>
+        <w:t>berdasarkan</w:t>
+      </w:r>
+      <w:proofErr w:type="spellEnd"/>
+      <w:r>
+        <w:rPr>
+          <w:rFonts w:ascii="Times New Roman" w:hAnsi="Times New Roman" w:cs="Times New Roman"/>
+        </w:rPr>
+        <w:t xml:space="preserve"> </w:t>
+      </w:r>
+      <w:proofErr w:type="spellStart"/>
+      <w:r>
+        <w:rPr>
+          <w:rFonts w:ascii="Times New Roman" w:hAnsi="Times New Roman" w:cs="Times New Roman"/>
+        </w:rPr>
+        <w:t>ukuran</w:t>
+      </w:r>
+      <w:proofErr w:type="spellEnd"/>
+      <w:r>
+        <w:rPr>
+          <w:rFonts w:ascii="Times New Roman" w:hAnsi="Times New Roman" w:cs="Times New Roman"/>
+        </w:rPr>
+        <w:t xml:space="preserve"> </w:t>
+      </w:r>
+      <w:proofErr w:type="spellStart"/>
+      <w:r>
+        <w:rPr>
+          <w:rFonts w:ascii="Times New Roman" w:hAnsi="Times New Roman" w:cs="Times New Roman"/>
+        </w:rPr>
+        <w:t>layar</w:t>
+      </w:r>
+      <w:proofErr w:type="spellEnd"/>
+      <w:r>
+        <w:rPr>
+          <w:rFonts w:ascii="Times New Roman" w:hAnsi="Times New Roman" w:cs="Times New Roman"/>
+        </w:rPr>
+        <w:t xml:space="preserve"> </w:t>
+      </w:r>
+      <w:proofErr w:type="spellStart"/>
+      <w:r>
+        <w:rPr>
+          <w:rFonts w:ascii="Times New Roman" w:hAnsi="Times New Roman" w:cs="Times New Roman"/>
+        </w:rPr>
+        <w:t>sehingga</w:t>
+      </w:r>
+      <w:proofErr w:type="spellEnd"/>
+      <w:r>
+        <w:rPr>
+          <w:rFonts w:ascii="Times New Roman" w:hAnsi="Times New Roman" w:cs="Times New Roman"/>
+        </w:rPr>
+        <w:t xml:space="preserve"> </w:t>
+      </w:r>
+      <w:proofErr w:type="spellStart"/>
+      <w:r>
+        <w:rPr>
+          <w:rFonts w:ascii="Times New Roman" w:hAnsi="Times New Roman" w:cs="Times New Roman"/>
+        </w:rPr>
+        <w:t>aplikasi</w:t>
+      </w:r>
+      <w:proofErr w:type="spellEnd"/>
+      <w:r>
+        <w:rPr>
+          <w:rFonts w:ascii="Times New Roman" w:hAnsi="Times New Roman" w:cs="Times New Roman"/>
+        </w:rPr>
+        <w:t xml:space="preserve"> </w:t>
+      </w:r>
+      <w:proofErr w:type="spellStart"/>
+      <w:r>
+        <w:rPr>
+          <w:rFonts w:ascii="Times New Roman" w:hAnsi="Times New Roman" w:cs="Times New Roman"/>
+        </w:rPr>
+        <w:t>menjadi</w:t>
+      </w:r>
+      <w:proofErr w:type="spellEnd"/>
+      <w:r>
+        <w:rPr>
+          <w:rFonts w:ascii="Times New Roman" w:hAnsi="Times New Roman" w:cs="Times New Roman"/>
+        </w:rPr>
+        <w:t xml:space="preserve"> </w:t>
+      </w:r>
+      <w:proofErr w:type="spellStart"/>
+      <w:r>
+        <w:rPr>
+          <w:rFonts w:ascii="Times New Roman" w:hAnsi="Times New Roman" w:cs="Times New Roman"/>
+        </w:rPr>
+        <w:t>lebih</w:t>
+      </w:r>
+      <w:proofErr w:type="spellEnd"/>
+      <w:r>
+        <w:rPr>
+          <w:rFonts w:ascii="Times New Roman" w:hAnsi="Times New Roman" w:cs="Times New Roman"/>
+        </w:rPr>
+        <w:t xml:space="preserve"> </w:t>
+      </w:r>
+      <w:proofErr w:type="spellStart"/>
+      <w:r>
+        <w:rPr>
+          <w:rFonts w:ascii="Times New Roman" w:hAnsi="Times New Roman" w:cs="Times New Roman"/>
+        </w:rPr>
+        <w:t>terstruktur</w:t>
+      </w:r>
+      <w:proofErr w:type="spellEnd"/>
+      <w:r>
+        <w:rPr>
+          <w:rFonts w:ascii="Times New Roman" w:hAnsi="Times New Roman" w:cs="Times New Roman"/>
+        </w:rPr>
+        <w:t xml:space="preserve">, </w:t>
+      </w:r>
+      <w:proofErr w:type="spellStart"/>
+      <w:r>
+        <w:rPr>
+          <w:rFonts w:ascii="Times New Roman" w:hAnsi="Times New Roman" w:cs="Times New Roman"/>
+        </w:rPr>
+        <w:t>responsif</w:t>
+      </w:r>
+      <w:proofErr w:type="spellEnd"/>
+      <w:r>
+        <w:rPr>
+          <w:rFonts w:ascii="Times New Roman" w:hAnsi="Times New Roman" w:cs="Times New Roman"/>
+        </w:rPr>
+        <w:t xml:space="preserve">, dan </w:t>
+      </w:r>
+      <w:proofErr w:type="spellStart"/>
+      <w:r>
+        <w:rPr>
+          <w:rFonts w:ascii="Times New Roman" w:hAnsi="Times New Roman" w:cs="Times New Roman"/>
+        </w:rPr>
+        <w:t>mudah</w:t>
+      </w:r>
+      <w:proofErr w:type="spellEnd"/>
+      <w:r>
+        <w:rPr>
+          <w:rFonts w:ascii="Times New Roman" w:hAnsi="Times New Roman" w:cs="Times New Roman"/>
+        </w:rPr>
+        <w:t xml:space="preserve"> </w:t>
+      </w:r>
+      <w:proofErr w:type="spellStart"/>
+      <w:r>
+        <w:rPr>
+          <w:rFonts w:ascii="Times New Roman" w:hAnsi="Times New Roman" w:cs="Times New Roman"/>
+        </w:rPr>
+        <w:t>dikelola</w:t>
+      </w:r>
+      <w:proofErr w:type="spellEnd"/>
+      <w:r>
+        <w:rPr>
+          <w:rFonts w:ascii="Times New Roman" w:hAnsi="Times New Roman" w:cs="Times New Roman"/>
+        </w:rPr>
+        <w:t>.</w:t>
+      </w:r>
     </w:p>
     <w:sectPr>
-      <w:footerReference w:type="default" r:id="rId12"/>
+      <w:footerReference w:type="default" r:id="rId14"/>
       <w:pgSz w:w="12240" w:h="15840"/>
       <w:pgMar w:top="2268" w:right="1701" w:bottom="2268" w:left="2268" w:header="720" w:footer="720" w:gutter="0"/>
       <w:pgNumType w:start="1"/>
@@ -2346,6 +4452,119 @@
     </w:lvl>
   </w:abstractNum>
   <w:abstractNum w:abstractNumId="17" w15:restartNumberingAfterBreak="0">
+    <w:nsid w:val="39D3137C"/>
+    <w:multiLevelType w:val="hybridMultilevel"/>
+    <w:tmpl w:val="74903F94"/>
+    <w:lvl w:ilvl="0" w:tplc="04090001">
+      <w:start w:val="1"/>
+      <w:numFmt w:val="bullet"/>
+      <w:lvlText w:val=""/>
+      <w:lvlJc w:val="left"/>
+      <w:pPr>
+        <w:ind w:left="1440" w:hanging="360"/>
+      </w:pPr>
+      <w:rPr>
+        <w:rFonts w:ascii="Symbol" w:hAnsi="Symbol" w:hint="default"/>
+      </w:rPr>
+    </w:lvl>
+    <w:lvl w:ilvl="1" w:tplc="04090003" w:tentative="1">
+      <w:start w:val="1"/>
+      <w:numFmt w:val="bullet"/>
+      <w:lvlText w:val="o"/>
+      <w:lvlJc w:val="left"/>
+      <w:pPr>
+        <w:ind w:left="2160" w:hanging="360"/>
+      </w:pPr>
+      <w:rPr>
+        <w:rFonts w:ascii="Courier New" w:hAnsi="Courier New" w:cs="Courier New" w:hint="default"/>
+      </w:rPr>
+    </w:lvl>
+    <w:lvl w:ilvl="2" w:tplc="04090005" w:tentative="1">
+      <w:start w:val="1"/>
+      <w:numFmt w:val="bullet"/>
+      <w:lvlText w:val=""/>
+      <w:lvlJc w:val="left"/>
+      <w:pPr>
+        <w:ind w:left="2880" w:hanging="360"/>
+      </w:pPr>
+      <w:rPr>
+        <w:rFonts w:ascii="Wingdings" w:hAnsi="Wingdings" w:hint="default"/>
+      </w:rPr>
+    </w:lvl>
+    <w:lvl w:ilvl="3" w:tplc="04090001" w:tentative="1">
+      <w:start w:val="1"/>
+      <w:numFmt w:val="bullet"/>
+      <w:lvlText w:val=""/>
+      <w:lvlJc w:val="left"/>
+      <w:pPr>
+        <w:ind w:left="3600" w:hanging="360"/>
+      </w:pPr>
+      <w:rPr>
+        <w:rFonts w:ascii="Symbol" w:hAnsi="Symbol" w:hint="default"/>
+      </w:rPr>
+    </w:lvl>
+    <w:lvl w:ilvl="4" w:tplc="04090003" w:tentative="1">
+      <w:start w:val="1"/>
+      <w:numFmt w:val="bullet"/>
+      <w:lvlText w:val="o"/>
+      <w:lvlJc w:val="left"/>
+      <w:pPr>
+        <w:ind w:left="4320" w:hanging="360"/>
+      </w:pPr>
+      <w:rPr>
+        <w:rFonts w:ascii="Courier New" w:hAnsi="Courier New" w:cs="Courier New" w:hint="default"/>
+      </w:rPr>
+    </w:lvl>
+    <w:lvl w:ilvl="5" w:tplc="04090005" w:tentative="1">
+      <w:start w:val="1"/>
+      <w:numFmt w:val="bullet"/>
+      <w:lvlText w:val=""/>
+      <w:lvlJc w:val="left"/>
+      <w:pPr>
+        <w:ind w:left="5040" w:hanging="360"/>
+      </w:pPr>
+      <w:rPr>
+        <w:rFonts w:ascii="Wingdings" w:hAnsi="Wingdings" w:hint="default"/>
+      </w:rPr>
+    </w:lvl>
+    <w:lvl w:ilvl="6" w:tplc="04090001" w:tentative="1">
+      <w:start w:val="1"/>
+      <w:numFmt w:val="bullet"/>
+      <w:lvlText w:val=""/>
+      <w:lvlJc w:val="left"/>
+      <w:pPr>
+        <w:ind w:left="5760" w:hanging="360"/>
+      </w:pPr>
+      <w:rPr>
+        <w:rFonts w:ascii="Symbol" w:hAnsi="Symbol" w:hint="default"/>
+      </w:rPr>
+    </w:lvl>
+    <w:lvl w:ilvl="7" w:tplc="04090003" w:tentative="1">
+      <w:start w:val="1"/>
+      <w:numFmt w:val="bullet"/>
+      <w:lvlText w:val="o"/>
+      <w:lvlJc w:val="left"/>
+      <w:pPr>
+        <w:ind w:left="6480" w:hanging="360"/>
+      </w:pPr>
+      <w:rPr>
+        <w:rFonts w:ascii="Courier New" w:hAnsi="Courier New" w:cs="Courier New" w:hint="default"/>
+      </w:rPr>
+    </w:lvl>
+    <w:lvl w:ilvl="8" w:tplc="04090005" w:tentative="1">
+      <w:start w:val="1"/>
+      <w:numFmt w:val="bullet"/>
+      <w:lvlText w:val=""/>
+      <w:lvlJc w:val="left"/>
+      <w:pPr>
+        <w:ind w:left="7200" w:hanging="360"/>
+      </w:pPr>
+      <w:rPr>
+        <w:rFonts w:ascii="Wingdings" w:hAnsi="Wingdings" w:hint="default"/>
+      </w:rPr>
+    </w:lvl>
+  </w:abstractNum>
+  <w:abstractNum w:abstractNumId="18" w15:restartNumberingAfterBreak="0">
     <w:nsid w:val="3B224954"/>
     <w:multiLevelType w:val="hybridMultilevel"/>
     <w:tmpl w:val="EF427CA6"/>
@@ -2435,7 +4654,7 @@
       </w:pPr>
     </w:lvl>
   </w:abstractNum>
-  <w:abstractNum w:abstractNumId="18" w15:restartNumberingAfterBreak="0">
+  <w:abstractNum w:abstractNumId="19" w15:restartNumberingAfterBreak="0">
     <w:nsid w:val="3C763D8E"/>
     <w:multiLevelType w:val="hybridMultilevel"/>
     <w:tmpl w:val="8AD47F7C"/>
@@ -2524,7 +4743,7 @@
       </w:pPr>
     </w:lvl>
   </w:abstractNum>
-  <w:abstractNum w:abstractNumId="19" w15:restartNumberingAfterBreak="0">
+  <w:abstractNum w:abstractNumId="20" w15:restartNumberingAfterBreak="0">
     <w:nsid w:val="3FFE2931"/>
     <w:multiLevelType w:val="hybridMultilevel"/>
     <w:tmpl w:val="04323A62"/>
@@ -2613,7 +4832,7 @@
       </w:pPr>
     </w:lvl>
   </w:abstractNum>
-  <w:abstractNum w:abstractNumId="20" w15:restartNumberingAfterBreak="0">
+  <w:abstractNum w:abstractNumId="21" w15:restartNumberingAfterBreak="0">
     <w:nsid w:val="43323D6B"/>
     <w:multiLevelType w:val="hybridMultilevel"/>
     <w:tmpl w:val="FFFFFFFF"/>
@@ -2699,7 +4918,7 @@
       </w:pPr>
     </w:lvl>
   </w:abstractNum>
-  <w:abstractNum w:abstractNumId="21" w15:restartNumberingAfterBreak="0">
+  <w:abstractNum w:abstractNumId="22" w15:restartNumberingAfterBreak="0">
     <w:nsid w:val="44110D74"/>
     <w:multiLevelType w:val="hybridMultilevel"/>
     <w:tmpl w:val="5178BB2C"/>
@@ -2788,7 +5007,7 @@
       </w:pPr>
     </w:lvl>
   </w:abstractNum>
-  <w:abstractNum w:abstractNumId="22" w15:restartNumberingAfterBreak="0">
+  <w:abstractNum w:abstractNumId="23" w15:restartNumberingAfterBreak="0">
     <w:nsid w:val="44CF0E88"/>
     <w:multiLevelType w:val="hybridMultilevel"/>
     <w:tmpl w:val="8EC6D048"/>
@@ -2877,7 +5096,7 @@
       </w:pPr>
     </w:lvl>
   </w:abstractNum>
-  <w:abstractNum w:abstractNumId="23" w15:restartNumberingAfterBreak="0">
+  <w:abstractNum w:abstractNumId="24" w15:restartNumberingAfterBreak="0">
     <w:nsid w:val="4DE46555"/>
     <w:multiLevelType w:val="hybridMultilevel"/>
     <w:tmpl w:val="85F44BC8"/>
@@ -2966,7 +5185,7 @@
       </w:pPr>
     </w:lvl>
   </w:abstractNum>
-  <w:abstractNum w:abstractNumId="24" w15:restartNumberingAfterBreak="0">
+  <w:abstractNum w:abstractNumId="25" w15:restartNumberingAfterBreak="0">
     <w:nsid w:val="50506514"/>
     <w:multiLevelType w:val="hybridMultilevel"/>
     <w:tmpl w:val="713C647C"/>
@@ -3055,7 +5274,7 @@
       </w:pPr>
     </w:lvl>
   </w:abstractNum>
-  <w:abstractNum w:abstractNumId="25" w15:restartNumberingAfterBreak="0">
+  <w:abstractNum w:abstractNumId="26" w15:restartNumberingAfterBreak="0">
     <w:nsid w:val="536A5C51"/>
     <w:multiLevelType w:val="hybridMultilevel"/>
     <w:tmpl w:val="73A2AE5A"/>
@@ -3145,7 +5364,7 @@
       </w:pPr>
     </w:lvl>
   </w:abstractNum>
-  <w:abstractNum w:abstractNumId="26" w15:restartNumberingAfterBreak="0">
+  <w:abstractNum w:abstractNumId="27" w15:restartNumberingAfterBreak="0">
     <w:nsid w:val="5ED54BF4"/>
     <w:multiLevelType w:val="multilevel"/>
     <w:tmpl w:val="0ABC2196"/>
@@ -3258,7 +5477,7 @@
       </w:pPr>
     </w:lvl>
   </w:abstractNum>
-  <w:abstractNum w:abstractNumId="27" w15:restartNumberingAfterBreak="0">
+  <w:abstractNum w:abstractNumId="28" w15:restartNumberingAfterBreak="0">
     <w:nsid w:val="5F3E1EC7"/>
     <w:multiLevelType w:val="hybridMultilevel"/>
     <w:tmpl w:val="B69056C8"/>
@@ -3344,7 +5563,7 @@
       </w:pPr>
     </w:lvl>
   </w:abstractNum>
-  <w:abstractNum w:abstractNumId="28" w15:restartNumberingAfterBreak="0">
+  <w:abstractNum w:abstractNumId="29" w15:restartNumberingAfterBreak="0">
     <w:nsid w:val="601E2241"/>
     <w:multiLevelType w:val="hybridMultilevel"/>
     <w:tmpl w:val="A3F0A828"/>
@@ -3433,7 +5652,7 @@
       </w:pPr>
     </w:lvl>
   </w:abstractNum>
-  <w:abstractNum w:abstractNumId="29" w15:restartNumberingAfterBreak="0">
+  <w:abstractNum w:abstractNumId="30" w15:restartNumberingAfterBreak="0">
     <w:nsid w:val="60B955DF"/>
     <w:multiLevelType w:val="hybridMultilevel"/>
     <w:tmpl w:val="0516915E"/>
@@ -3519,7 +5738,7 @@
       </w:pPr>
     </w:lvl>
   </w:abstractNum>
-  <w:abstractNum w:abstractNumId="30" w15:restartNumberingAfterBreak="0">
+  <w:abstractNum w:abstractNumId="31" w15:restartNumberingAfterBreak="0">
     <w:nsid w:val="60F27A31"/>
     <w:multiLevelType w:val="hybridMultilevel"/>
     <w:tmpl w:val="2AFC70FC"/>
@@ -3608,7 +5827,7 @@
       </w:pPr>
     </w:lvl>
   </w:abstractNum>
-  <w:abstractNum w:abstractNumId="31" w15:restartNumberingAfterBreak="0">
+  <w:abstractNum w:abstractNumId="32" w15:restartNumberingAfterBreak="0">
     <w:nsid w:val="66D00FBE"/>
     <w:multiLevelType w:val="hybridMultilevel"/>
     <w:tmpl w:val="ECA034AC"/>
@@ -3697,7 +5916,7 @@
       </w:pPr>
     </w:lvl>
   </w:abstractNum>
-  <w:abstractNum w:abstractNumId="32" w15:restartNumberingAfterBreak="0">
+  <w:abstractNum w:abstractNumId="33" w15:restartNumberingAfterBreak="0">
     <w:nsid w:val="6D6161F7"/>
     <w:multiLevelType w:val="hybridMultilevel"/>
     <w:tmpl w:val="B8B0D8E0"/>
@@ -3786,7 +6005,7 @@
       </w:pPr>
     </w:lvl>
   </w:abstractNum>
-  <w:abstractNum w:abstractNumId="33" w15:restartNumberingAfterBreak="0">
+  <w:abstractNum w:abstractNumId="34" w15:restartNumberingAfterBreak="0">
     <w:nsid w:val="756D2968"/>
     <w:multiLevelType w:val="hybridMultilevel"/>
     <w:tmpl w:val="63842E8E"/>
@@ -3875,7 +6094,7 @@
       </w:pPr>
     </w:lvl>
   </w:abstractNum>
-  <w:abstractNum w:abstractNumId="34" w15:restartNumberingAfterBreak="0">
+  <w:abstractNum w:abstractNumId="35" w15:restartNumberingAfterBreak="0">
     <w:nsid w:val="78CE542C"/>
     <w:multiLevelType w:val="hybridMultilevel"/>
     <w:tmpl w:val="BA4EC254"/>
@@ -3964,7 +6183,7 @@
       </w:pPr>
     </w:lvl>
   </w:abstractNum>
-  <w:abstractNum w:abstractNumId="35" w15:restartNumberingAfterBreak="0">
+  <w:abstractNum w:abstractNumId="36" w15:restartNumberingAfterBreak="0">
     <w:nsid w:val="7B263E8F"/>
     <w:multiLevelType w:val="hybridMultilevel"/>
     <w:tmpl w:val="6CFA34E8"/>
@@ -4053,7 +6272,7 @@
       </w:pPr>
     </w:lvl>
   </w:abstractNum>
-  <w:abstractNum w:abstractNumId="36" w15:restartNumberingAfterBreak="0">
+  <w:abstractNum w:abstractNumId="37" w15:restartNumberingAfterBreak="0">
     <w:nsid w:val="7BDC76AB"/>
     <w:multiLevelType w:val="hybridMultilevel"/>
     <w:tmpl w:val="B8E0EEE4"/>
@@ -4139,7 +6358,7 @@
       </w:pPr>
     </w:lvl>
   </w:abstractNum>
-  <w:abstractNum w:abstractNumId="37" w15:restartNumberingAfterBreak="0">
+  <w:abstractNum w:abstractNumId="38" w15:restartNumberingAfterBreak="0">
     <w:nsid w:val="7BF110EF"/>
     <w:multiLevelType w:val="hybridMultilevel"/>
     <w:tmpl w:val="B4F232D0"/>
@@ -4225,7 +6444,7 @@
       </w:pPr>
     </w:lvl>
   </w:abstractNum>
-  <w:abstractNum w:abstractNumId="38" w15:restartNumberingAfterBreak="0">
+  <w:abstractNum w:abstractNumId="39" w15:restartNumberingAfterBreak="0">
     <w:nsid w:val="7FD6009E"/>
     <w:multiLevelType w:val="hybridMultilevel"/>
     <w:tmpl w:val="86A4C336"/>
@@ -4315,31 +6534,31 @@
     </w:lvl>
   </w:abstractNum>
   <w:num w:numId="1" w16cid:durableId="2039350107">
-    <w:abstractNumId w:val="29"/>
+    <w:abstractNumId w:val="30"/>
   </w:num>
   <w:num w:numId="2" w16cid:durableId="1452478591">
-    <w:abstractNumId w:val="37"/>
+    <w:abstractNumId w:val="38"/>
   </w:num>
   <w:num w:numId="3" w16cid:durableId="693921813">
     <w:abstractNumId w:val="16"/>
   </w:num>
   <w:num w:numId="4" w16cid:durableId="927805619">
-    <w:abstractNumId w:val="36"/>
+    <w:abstractNumId w:val="37"/>
   </w:num>
   <w:num w:numId="5" w16cid:durableId="1700667342">
-    <w:abstractNumId w:val="25"/>
+    <w:abstractNumId w:val="26"/>
   </w:num>
   <w:num w:numId="6" w16cid:durableId="203909675">
     <w:abstractNumId w:val="13"/>
   </w:num>
   <w:num w:numId="7" w16cid:durableId="413743560">
+    <w:abstractNumId w:val="33"/>
+  </w:num>
+  <w:num w:numId="8" w16cid:durableId="503938642">
     <w:abstractNumId w:val="32"/>
   </w:num>
-  <w:num w:numId="8" w16cid:durableId="503938642">
-    <w:abstractNumId w:val="31"/>
-  </w:num>
   <w:num w:numId="9" w16cid:durableId="611323770">
-    <w:abstractNumId w:val="28"/>
+    <w:abstractNumId w:val="29"/>
   </w:num>
   <w:num w:numId="10" w16cid:durableId="68312094">
     <w:abstractNumId w:val="15"/>
@@ -4348,7 +6567,7 @@
     <w:abstractNumId w:val="0"/>
   </w:num>
   <w:num w:numId="12" w16cid:durableId="929463071">
-    <w:abstractNumId w:val="20"/>
+    <w:abstractNumId w:val="21"/>
   </w:num>
   <w:num w:numId="13" w16cid:durableId="770583845">
     <w:abstractNumId w:val="10"/>
@@ -4357,25 +6576,25 @@
     <w:abstractNumId w:val="4"/>
   </w:num>
   <w:num w:numId="15" w16cid:durableId="1783912111">
-    <w:abstractNumId w:val="26"/>
+    <w:abstractNumId w:val="27"/>
   </w:num>
   <w:num w:numId="16" w16cid:durableId="2115903577">
-    <w:abstractNumId w:val="24"/>
+    <w:abstractNumId w:val="25"/>
   </w:num>
   <w:num w:numId="17" w16cid:durableId="44334135">
     <w:abstractNumId w:val="8"/>
   </w:num>
   <w:num w:numId="18" w16cid:durableId="900288768">
-    <w:abstractNumId w:val="17"/>
+    <w:abstractNumId w:val="18"/>
   </w:num>
   <w:num w:numId="19" w16cid:durableId="851457473">
     <w:abstractNumId w:val="1"/>
   </w:num>
   <w:num w:numId="20" w16cid:durableId="582879455">
-    <w:abstractNumId w:val="33"/>
+    <w:abstractNumId w:val="34"/>
   </w:num>
   <w:num w:numId="21" w16cid:durableId="421537208">
-    <w:abstractNumId w:val="22"/>
+    <w:abstractNumId w:val="23"/>
   </w:num>
   <w:num w:numId="22" w16cid:durableId="1977756425">
     <w:abstractNumId w:val="11"/>
@@ -4384,16 +6603,16 @@
     <w:abstractNumId w:val="9"/>
   </w:num>
   <w:num w:numId="24" w16cid:durableId="343867810">
-    <w:abstractNumId w:val="19"/>
+    <w:abstractNumId w:val="20"/>
   </w:num>
   <w:num w:numId="25" w16cid:durableId="1241062543">
-    <w:abstractNumId w:val="27"/>
+    <w:abstractNumId w:val="28"/>
   </w:num>
   <w:num w:numId="26" w16cid:durableId="746263670">
     <w:abstractNumId w:val="7"/>
   </w:num>
   <w:num w:numId="27" w16cid:durableId="1028919883">
-    <w:abstractNumId w:val="18"/>
+    <w:abstractNumId w:val="19"/>
   </w:num>
   <w:num w:numId="28" w16cid:durableId="787939799">
     <w:abstractNumId w:val="14"/>
@@ -4402,16 +6621,16 @@
     <w:abstractNumId w:val="5"/>
   </w:num>
   <w:num w:numId="30" w16cid:durableId="270163360">
-    <w:abstractNumId w:val="35"/>
+    <w:abstractNumId w:val="36"/>
   </w:num>
   <w:num w:numId="31" w16cid:durableId="76367349">
     <w:abstractNumId w:val="2"/>
   </w:num>
   <w:num w:numId="32" w16cid:durableId="916327269">
-    <w:abstractNumId w:val="23"/>
+    <w:abstractNumId w:val="24"/>
   </w:num>
   <w:num w:numId="33" w16cid:durableId="1356929720">
-    <w:abstractNumId w:val="21"/>
+    <w:abstractNumId w:val="22"/>
   </w:num>
   <w:num w:numId="34" w16cid:durableId="2116635969">
     <w:abstractNumId w:val="6"/>
@@ -4420,16 +6639,19 @@
     <w:abstractNumId w:val="3"/>
   </w:num>
   <w:num w:numId="36" w16cid:durableId="352272930">
-    <w:abstractNumId w:val="30"/>
+    <w:abstractNumId w:val="31"/>
   </w:num>
   <w:num w:numId="37" w16cid:durableId="127746625">
-    <w:abstractNumId w:val="34"/>
+    <w:abstractNumId w:val="35"/>
   </w:num>
   <w:num w:numId="38" w16cid:durableId="1891726348">
-    <w:abstractNumId w:val="38"/>
+    <w:abstractNumId w:val="39"/>
   </w:num>
   <w:num w:numId="39" w16cid:durableId="274094602">
     <w:abstractNumId w:val="12"/>
+  </w:num>
+  <w:num w:numId="40" w16cid:durableId="765536339">
+    <w:abstractNumId w:val="17"/>
   </w:num>
 </w:numbering>
 </file>
@@ -5038,7 +7260,6 @@
   <w:style w:type="character" w:default="1" w:styleId="DefaultParagraphFont">
     <w:name w:val="Default Paragraph Font"/>
     <w:uiPriority w:val="1"/>
-    <w:semiHidden/>
     <w:unhideWhenUsed/>
   </w:style>
   <w:style w:type="table" w:default="1" w:styleId="TableNormal">
